--- a/LLEGEIX-ME.docx
+++ b/LLEGEIX-ME.docx
@@ -36,7 +36,7 @@
     </w:p>
     <w:p>
       <w:pPr>
-        <w:pStyle w:val="664"/>
+        <w:pStyle w:val="895"/>
         <w:numPr>
           <w:ilvl w:val="0"/>
           <w:numId w:val="5"/>
@@ -47,13 +47,13 @@
         <w:rPr/>
       </w:pPr>
       <w:r>
-        <w:t xml:space="preserve">ud1: llevar img q sobre</w:t>
+        <w:t xml:space="preserve">ud1: </w:t>
       </w:r>
       <w:r/>
     </w:p>
     <w:p>
       <w:pPr>
-        <w:pStyle w:val="664"/>
+        <w:pStyle w:val="895"/>
         <w:numPr>
           <w:ilvl w:val="0"/>
           <w:numId w:val="5"/>
@@ -74,10 +74,11 @@
           <w:highlight w:val="none"/>
         </w:rPr>
       </w:r>
+      <w:r/>
     </w:p>
     <w:p>
       <w:pPr>
-        <w:pStyle w:val="664"/>
+        <w:pStyle w:val="895"/>
         <w:numPr>
           <w:ilvl w:val="0"/>
           <w:numId w:val="5"/>
@@ -91,17 +92,13 @@
         <w:rPr>
           <w:highlight w:val="none"/>
         </w:rPr>
-        <w:t xml:space="preserve">ud3: llevar img q sobre</w:t>
+        <w:t xml:space="preserve">ud3: </w:t>
       </w:r>
-      <w:r>
-        <w:rPr>
-          <w:highlight w:val="none"/>
-        </w:rPr>
-      </w:r>
+      <w:r/>
     </w:p>
     <w:p>
       <w:pPr>
-        <w:pStyle w:val="664"/>
+        <w:pStyle w:val="895"/>
         <w:numPr>
           <w:ilvl w:val="0"/>
           <w:numId w:val="5"/>
@@ -122,10 +119,123 @@
           <w:highlight w:val="none"/>
         </w:rPr>
       </w:r>
+      <w:r/>
+    </w:p>
+    <w:p>
+      <w:pPr>
+        <w:pStyle w:val="895"/>
+        <w:numPr>
+          <w:ilvl w:val="0"/>
+          <w:numId w:val="5"/>
+        </w:numPr>
+        <w:pBdr/>
+        <w:spacing/>
+        <w:ind/>
+        <w:rPr/>
+      </w:pPr>
       <w:r>
         <w:rPr>
           <w:highlight w:val="none"/>
         </w:rPr>
+        <w:t xml:space="preserve">ud5: </w:t>
+      </w:r>
+      <w:r/>
+    </w:p>
+    <w:p>
+      <w:pPr>
+        <w:pStyle w:val="895"/>
+        <w:numPr>
+          <w:ilvl w:val="1"/>
+          <w:numId w:val="5"/>
+        </w:numPr>
+        <w:pBdr/>
+        <w:spacing/>
+        <w:ind/>
+        <w:rPr/>
+      </w:pPr>
+      <w:r>
+        <w:rPr>
+          <w:highlight w:val="none"/>
+        </w:rPr>
+        <w:t xml:space="preserve">Est</w:t>
+      </w:r>
+      <w:r>
+        <w:rPr>
+          <w:highlight w:val="none"/>
+        </w:rPr>
+        <w:t xml:space="preserve">à fet el word</w:t>
+      </w:r>
+      <w:r>
+        <w:rPr>
+          <w:highlight w:val="none"/>
+        </w:rPr>
+      </w:r>
+    </w:p>
+    <w:p>
+      <w:pPr>
+        <w:pStyle w:val="895"/>
+        <w:numPr>
+          <w:ilvl w:val="1"/>
+          <w:numId w:val="5"/>
+        </w:numPr>
+        <w:pBdr/>
+        <w:spacing/>
+        <w:ind/>
+        <w:rPr/>
+      </w:pPr>
+      <w:r>
+        <w:rPr>
+          <w:highlight w:val="none"/>
+        </w:rPr>
+        <w:t xml:space="preserve">gpt ho ha passat a md en diverses unitats. Cal revisar</w:t>
+      </w:r>
+      <w:r>
+        <w:rPr>
+          <w:highlight w:val="none"/>
+        </w:rPr>
+      </w:r>
+    </w:p>
+    <w:p>
+      <w:pPr>
+        <w:pStyle w:val="895"/>
+        <w:numPr>
+          <w:ilvl w:val="0"/>
+          <w:numId w:val="5"/>
+        </w:numPr>
+        <w:pBdr/>
+        <w:spacing/>
+        <w:ind/>
+        <w:rPr/>
+      </w:pPr>
+      <w:r>
+        <w:rPr>
+          <w:highlight w:val="none"/>
+        </w:rPr>
+        <w:t xml:space="preserve">——-</w:t>
+      </w:r>
+      <w:r>
+        <w:rPr>
+          <w:highlight w:val="none"/>
+        </w:rPr>
+      </w:r>
+    </w:p>
+    <w:p>
+      <w:pPr>
+        <w:pStyle w:val="895"/>
+        <w:numPr>
+          <w:ilvl w:val="0"/>
+          <w:numId w:val="5"/>
+        </w:numPr>
+        <w:pBdr/>
+        <w:spacing/>
+        <w:ind/>
+        <w:rPr/>
+      </w:pPr>
+      <w:r>
+        <w:rPr>
+          <w:highlight w:val="none"/>
+        </w:rPr>
+        <w:t xml:space="preserve">ud6 a ud8: cal fer-los</w:t>
       </w:r>
       <w:r>
         <w:rPr>
@@ -136,55 +246,7 @@
     </w:p>
     <w:p>
       <w:pPr>
-        <w:pStyle w:val="664"/>
-        <w:numPr>
-          <w:ilvl w:val="0"/>
-          <w:numId w:val="5"/>
-        </w:numPr>
-        <w:pBdr/>
-        <w:spacing/>
-        <w:ind/>
-        <w:rPr/>
-      </w:pPr>
-      <w:r>
-        <w:rPr>
-          <w:highlight w:val="none"/>
-        </w:rPr>
-        <w:t xml:space="preserve">ud5: cal passar word a md</w:t>
-      </w:r>
-      <w:r>
-        <w:rPr>
-          <w:highlight w:val="none"/>
-        </w:rPr>
-      </w:r>
-    </w:p>
-    <w:p>
-      <w:pPr>
-        <w:pStyle w:val="664"/>
-        <w:numPr>
-          <w:ilvl w:val="0"/>
-          <w:numId w:val="5"/>
-        </w:numPr>
-        <w:pBdr/>
-        <w:spacing/>
-        <w:ind/>
-        <w:rPr/>
-      </w:pPr>
-      <w:r>
-        <w:rPr>
-          <w:highlight w:val="none"/>
-        </w:rPr>
-        <w:t xml:space="preserve">ud6 a ud8: cal refer-los</w:t>
-      </w:r>
-      <w:r>
-        <w:rPr>
-          <w:highlight w:val="none"/>
-        </w:rPr>
-      </w:r>
-    </w:p>
-    <w:p>
-      <w:pPr>
-        <w:pStyle w:val="664"/>
+        <w:pStyle w:val="895"/>
         <w:numPr>
           <w:ilvl w:val="0"/>
           <w:numId w:val="5"/>
@@ -205,6 +267,7 @@
           <w:highlight w:val="none"/>
         </w:rPr>
       </w:r>
+      <w:r/>
     </w:p>
     <w:p>
       <w:pPr>
@@ -213,11 +276,12 @@
         <w:ind/>
         <w:rPr/>
       </w:pPr>
+      <w:r/>
       <w:r/>
     </w:p>
     <w:tbl>
       <w:tblPr>
-        <w:tblStyle w:val="11"/>
+        <w:tblStyle w:val="707"/>
         <w:tblW w:w="0" w:type="auto"/>
         <w:tblBorders/>
         <w:tblLook w:val="04A0" w:firstRow="1" w:lastRow="0" w:firstColumn="1" w:lastColumn="0" w:noHBand="0" w:noVBand="1"/>
@@ -314,7 +378,7 @@
           </w:p>
           <w:p>
             <w:pPr>
-              <w:pStyle w:val="664"/>
+              <w:pStyle w:val="895"/>
               <w:numPr>
                 <w:ilvl w:val="0"/>
                 <w:numId w:val="1"/>
@@ -340,10 +404,16 @@
                 <w:bCs/>
               </w:rPr>
             </w:r>
+            <w:r>
+              <w:rPr>
+                <w:b/>
+                <w:bCs/>
+              </w:rPr>
+            </w:r>
           </w:p>
           <w:p>
             <w:pPr>
-              <w:pStyle w:val="664"/>
+              <w:pStyle w:val="895"/>
               <w:numPr>
                 <w:ilvl w:val="0"/>
                 <w:numId w:val="1"/>
@@ -363,10 +433,11 @@
                 <w:highlight w:val="none"/>
               </w:rPr>
             </w:r>
+            <w:r/>
           </w:p>
           <w:p>
             <w:pPr>
-              <w:pStyle w:val="664"/>
+              <w:pStyle w:val="895"/>
               <w:numPr>
                 <w:ilvl w:val="0"/>
                 <w:numId w:val="1"/>
@@ -394,6 +465,12 @@
                 <w:highlight w:val="none"/>
               </w:rPr>
             </w:r>
+            <w:r>
+              <w:rPr>
+                <w:b/>
+                <w:bCs/>
+              </w:rPr>
+            </w:r>
           </w:p>
           <w:p>
             <w:pPr>
@@ -409,6 +486,11 @@
                 <w:highlight w:val="none"/>
               </w:rPr>
               <w:t xml:space="preserve">5b hello world (consola, vscode, variables, tipus dades)</w:t>
+            </w:r>
+            <w:r>
+              <w:rPr>
+                <w:highlight w:val="none"/>
+              </w:rPr>
             </w:r>
             <w:r>
               <w:rPr>
@@ -448,6 +530,11 @@
                 <w:highlight w:val="none"/>
               </w:rPr>
             </w:r>
+            <w:r>
+              <w:rPr>
+                <w:highlight w:val="none"/>
+              </w:rPr>
+            </w:r>
           </w:p>
           <w:p>
             <w:pPr>
@@ -469,6 +556,11 @@
                 <w:highlight w:val="none"/>
               </w:rPr>
               <w:t xml:space="preserve">àpid)</w:t>
+            </w:r>
+            <w:r>
+              <w:rPr>
+                <w:highlight w:val="none"/>
+              </w:rPr>
             </w:r>
             <w:r>
               <w:rPr>
@@ -502,6 +594,11 @@
                 <w:highlight w:val="none"/>
               </w:rPr>
             </w:r>
+            <w:r>
+              <w:rPr>
+                <w:highlight w:val="none"/>
+              </w:rPr>
+            </w:r>
           </w:p>
           <w:p>
             <w:pPr>
@@ -517,6 +614,11 @@
                 <w:highlight w:val="none"/>
               </w:rPr>
               <w:t xml:space="preserve">8. input output (res)</w:t>
+            </w:r>
+            <w:r>
+              <w:rPr>
+                <w:highlight w:val="none"/>
+              </w:rPr>
             </w:r>
             <w:r>
               <w:rPr>
@@ -548,6 +650,11 @@
                 <w:highlight w:val="none"/>
               </w:rPr>
               <w:t xml:space="preserve">—-</w:t>
+            </w:r>
+            <w:r>
+              <w:rPr>
+                <w:highlight w:val="none"/>
+              </w:rPr>
             </w:r>
             <w:r>
               <w:rPr>
@@ -589,6 +696,11 @@
                 <w:highlight w:val="none"/>
               </w:rPr>
             </w:r>
+            <w:r>
+              <w:rPr>
+                <w:highlight w:val="none"/>
+              </w:rPr>
+            </w:r>
           </w:p>
           <w:p>
             <w:pPr>
@@ -624,6 +736,11 @@
                 <w:highlight w:val="none"/>
               </w:rPr>
             </w:r>
+            <w:r>
+              <w:rPr>
+                <w:highlight w:val="none"/>
+              </w:rPr>
+            </w:r>
           </w:p>
           <w:p>
             <w:pPr>
@@ -639,6 +756,11 @@
                 <w:highlight w:val="none"/>
               </w:rPr>
               <w:t xml:space="preserve">11. exercicis</w:t>
+            </w:r>
+            <w:r>
+              <w:rPr>
+                <w:highlight w:val="none"/>
+              </w:rPr>
             </w:r>
             <w:r>
               <w:rPr>
@@ -666,6 +788,11 @@
                 <w:highlight w:val="none"/>
               </w:rPr>
             </w:r>
+            <w:r>
+              <w:rPr>
+                <w:highlight w:val="none"/>
+              </w:rPr>
+            </w:r>
           </w:p>
           <w:p>
             <w:pPr>
@@ -685,6 +812,7 @@
                 <w:highlight w:val="none"/>
               </w:rPr>
             </w:r>
+            <w:r/>
           </w:p>
           <w:p>
             <w:pPr>
@@ -756,7 +884,7 @@
           </w:p>
           <w:p>
             <w:pPr>
-              <w:pStyle w:val="664"/>
+              <w:pStyle w:val="895"/>
               <w:numPr>
                 <w:ilvl w:val="0"/>
                 <w:numId w:val="2"/>
@@ -773,7 +901,7 @@
           </w:p>
           <w:p>
             <w:pPr>
-              <w:pStyle w:val="664"/>
+              <w:pStyle w:val="895"/>
               <w:numPr>
                 <w:ilvl w:val="0"/>
                 <w:numId w:val="2"/>
@@ -794,10 +922,11 @@
                 <w:highlight w:val="none"/>
               </w:rPr>
             </w:r>
+            <w:r/>
           </w:p>
           <w:p>
             <w:pPr>
-              <w:pStyle w:val="664"/>
+              <w:pStyle w:val="895"/>
               <w:numPr>
                 <w:ilvl w:val="0"/>
                 <w:numId w:val="2"/>
@@ -818,10 +947,11 @@
                 <w:highlight w:val="none"/>
               </w:rPr>
             </w:r>
+            <w:r/>
           </w:p>
           <w:p>
             <w:pPr>
-              <w:pStyle w:val="664"/>
+              <w:pStyle w:val="895"/>
               <w:numPr>
                 <w:ilvl w:val="0"/>
                 <w:numId w:val="2"/>
@@ -842,10 +972,11 @@
                 <w:highlight w:val="none"/>
               </w:rPr>
             </w:r>
+            <w:r/>
           </w:p>
           <w:p>
             <w:pPr>
-              <w:pStyle w:val="664"/>
+              <w:pStyle w:val="895"/>
               <w:numPr>
                 <w:ilvl w:val="0"/>
                 <w:numId w:val="2"/>
@@ -866,10 +997,11 @@
                 <w:highlight w:val="none"/>
               </w:rPr>
             </w:r>
+            <w:r/>
           </w:p>
           <w:p>
             <w:pPr>
-              <w:pStyle w:val="664"/>
+              <w:pStyle w:val="895"/>
               <w:numPr>
                 <w:ilvl w:val="0"/>
                 <w:numId w:val="2"/>
@@ -890,10 +1022,11 @@
                 <w:highlight w:val="none"/>
               </w:rPr>
             </w:r>
+            <w:r/>
           </w:p>
           <w:p>
             <w:pPr>
-              <w:pStyle w:val="664"/>
+              <w:pStyle w:val="895"/>
               <w:numPr>
                 <w:ilvl w:val="0"/>
                 <w:numId w:val="2"/>
@@ -914,10 +1047,11 @@
                 <w:highlight w:val="none"/>
               </w:rPr>
             </w:r>
+            <w:r/>
           </w:p>
           <w:p>
             <w:pPr>
-              <w:pStyle w:val="664"/>
+              <w:pStyle w:val="895"/>
               <w:numPr>
                 <w:ilvl w:val="0"/>
                 <w:numId w:val="2"/>
@@ -938,10 +1072,11 @@
                 <w:highlight w:val="none"/>
               </w:rPr>
             </w:r>
+            <w:r/>
           </w:p>
           <w:p>
             <w:pPr>
-              <w:pStyle w:val="664"/>
+              <w:pStyle w:val="895"/>
               <w:numPr>
                 <w:ilvl w:val="0"/>
                 <w:numId w:val="2"/>
@@ -962,16 +1097,6 @@
                 <w:highlight w:val="none"/>
               </w:rPr>
               <w:t xml:space="preserve">ó, activitats</w:t>
-            </w:r>
-            <w:r>
-              <w:rPr>
-                <w:highlight w:val="none"/>
-              </w:rPr>
-            </w:r>
-            <w:r>
-              <w:rPr>
-                <w:highlight w:val="none"/>
-              </w:rPr>
             </w:r>
             <w:r>
               <w:rPr>
@@ -1029,6 +1154,7 @@
                 <w:highlight w:val="none"/>
               </w:rPr>
             </w:r>
+            <w:r/>
           </w:p>
         </w:tc>
         <w:tc>
@@ -1123,11 +1249,15 @@
             <w:r>
               <w:t xml:space="preserve">u4 Matrius i operacions avançades</w:t>
             </w:r>
-            <w:r/>
+            <w:r>
+              <w:rPr>
+                <w:highlight w:val="none"/>
+              </w:rPr>
+            </w:r>
           </w:p>
           <w:p>
             <w:pPr>
-              <w:pStyle w:val="664"/>
+              <w:pStyle w:val="895"/>
               <w:numPr>
                 <w:ilvl w:val="0"/>
                 <w:numId w:val="4"/>
@@ -1155,10 +1285,17 @@
                 <w:bCs w:val="0"/>
               </w:rPr>
             </w:r>
+            <w:r>
+              <w:rPr>
+                <w:b w:val="0"/>
+                <w:bCs w:val="0"/>
+                <w:highlight w:val="none"/>
+              </w:rPr>
+            </w:r>
           </w:p>
           <w:p>
             <w:pPr>
-              <w:pStyle w:val="664"/>
+              <w:pStyle w:val="895"/>
               <w:numPr>
                 <w:ilvl w:val="0"/>
                 <w:numId w:val="4"/>
@@ -1203,7 +1340,7 @@
           </w:p>
           <w:p>
             <w:pPr>
-              <w:pStyle w:val="664"/>
+              <w:pStyle w:val="895"/>
               <w:numPr>
                 <w:ilvl w:val="0"/>
                 <w:numId w:val="4"/>
@@ -1231,10 +1368,16 @@
                 <w:highlight w:val="none"/>
               </w:rPr>
             </w:r>
+            <w:r>
+              <w:rPr>
+                <w:b/>
+                <w:bCs/>
+              </w:rPr>
+            </w:r>
           </w:p>
           <w:p>
             <w:pPr>
-              <w:pStyle w:val="664"/>
+              <w:pStyle w:val="895"/>
               <w:numPr>
                 <w:ilvl w:val="0"/>
                 <w:numId w:val="4"/>
@@ -1255,10 +1398,11 @@
                 <w:highlight w:val="none"/>
               </w:rPr>
             </w:r>
+            <w:r/>
           </w:p>
           <w:p>
             <w:pPr>
-              <w:pStyle w:val="664"/>
+              <w:pStyle w:val="895"/>
               <w:numPr>
                 <w:ilvl w:val="0"/>
                 <w:numId w:val="4"/>
@@ -1293,10 +1437,11 @@
                 <w:highlight w:val="none"/>
               </w:rPr>
             </w:r>
+            <w:r/>
           </w:p>
           <w:p>
             <w:pPr>
-              <w:pStyle w:val="664"/>
+              <w:pStyle w:val="895"/>
               <w:numPr>
                 <w:ilvl w:val="0"/>
                 <w:numId w:val="4"/>
@@ -1317,6 +1462,7 @@
                 <w:highlight w:val="none"/>
               </w:rPr>
             </w:r>
+            <w:r/>
           </w:p>
         </w:tc>
         <w:tc>
@@ -1700,7 +1846,6 @@
         <w:ind/>
         <w:rPr/>
       </w:pPr>
-      <w:r/>
       <w:r>
         <w:separator/>
       </w:r>
@@ -1715,7 +1860,6 @@
         <w:ind/>
         <w:rPr/>
       </w:pPr>
-      <w:r/>
       <w:r>
         <w:continuationSeparator/>
       </w:r>
@@ -1735,7 +1879,6 @@
         <w:ind/>
         <w:rPr/>
       </w:pPr>
-      <w:r/>
       <w:r>
         <w:separator/>
       </w:r>
@@ -1750,7 +1893,6 @@
         <w:ind/>
         <w:rPr/>
       </w:pPr>
-      <w:r/>
       <w:r>
         <w:continuationSeparator/>
       </w:r>
@@ -2596,9 +2738,9 @@
     <w:lsdException w:name="Bibliography" w:uiPriority="37"/>
     <w:lsdException w:name="TOC Heading" w:uiPriority="39" w:qFormat="1"/>
   </w:latentStyles>
-  <w:style w:type="table" w:styleId="11">
+  <w:style w:type="table" w:styleId="707">
     <w:name w:val="Table Grid"/>
-    <w:basedOn w:val="661"/>
+    <w:basedOn w:val="892"/>
     <w:uiPriority w:val="59"/>
     <w:pPr>
       <w:pBdr/>
@@ -2795,9 +2937,9 @@
       </w:tcPr>
     </w:tblStylePr>
   </w:style>
-  <w:style w:type="table" w:styleId="12">
+  <w:style w:type="table" w:styleId="708">
     <w:name w:val="Table Grid Light"/>
-    <w:basedOn w:val="661"/>
+    <w:basedOn w:val="892"/>
     <w:uiPriority w:val="59"/>
     <w:pPr>
       <w:pBdr/>
@@ -2994,9 +3136,9 @@
       </w:tcPr>
     </w:tblStylePr>
   </w:style>
-  <w:style w:type="table" w:styleId="13">
+  <w:style w:type="table" w:styleId="709">
     <w:name w:val="Plain Table 1"/>
-    <w:basedOn w:val="661"/>
+    <w:basedOn w:val="892"/>
     <w:uiPriority w:val="59"/>
     <w:pPr>
       <w:pBdr/>
@@ -3219,9 +3361,9 @@
       </w:tcPr>
     </w:tblStylePr>
   </w:style>
-  <w:style w:type="table" w:styleId="14">
+  <w:style w:type="table" w:styleId="710">
     <w:name w:val="Plain Table 2"/>
-    <w:basedOn w:val="661"/>
+    <w:basedOn w:val="892"/>
     <w:uiPriority w:val="59"/>
     <w:pPr>
       <w:pBdr/>
@@ -3452,9 +3594,9 @@
       </w:tcPr>
     </w:tblStylePr>
   </w:style>
-  <w:style w:type="table" w:styleId="15">
+  <w:style w:type="table" w:styleId="711">
     <w:name w:val="Plain Table 3"/>
-    <w:basedOn w:val="661"/>
+    <w:basedOn w:val="892"/>
     <w:uiPriority w:val="99"/>
     <w:pPr>
       <w:pBdr/>
@@ -3682,9 +3824,9 @@
       </w:tcPr>
     </w:tblStylePr>
   </w:style>
-  <w:style w:type="table" w:styleId="16">
+  <w:style w:type="table" w:styleId="712">
     <w:name w:val="Plain Table 4"/>
-    <w:basedOn w:val="661"/>
+    <w:basedOn w:val="892"/>
     <w:uiPriority w:val="99"/>
     <w:pPr>
       <w:pBdr/>
@@ -3898,9 +4040,9 @@
       </w:tcPr>
     </w:tblStylePr>
   </w:style>
-  <w:style w:type="table" w:styleId="17">
+  <w:style w:type="table" w:styleId="713">
     <w:name w:val="Plain Table 5"/>
-    <w:basedOn w:val="661"/>
+    <w:basedOn w:val="892"/>
     <w:uiPriority w:val="99"/>
     <w:pPr>
       <w:pBdr/>
@@ -4131,9 +4273,9 @@
       </w:tcPr>
     </w:tblStylePr>
   </w:style>
-  <w:style w:type="table" w:styleId="18">
+  <w:style w:type="table" w:styleId="714">
     <w:name w:val="Grid Table 1 Light"/>
-    <w:basedOn w:val="661"/>
+    <w:basedOn w:val="892"/>
     <w:uiPriority w:val="99"/>
     <w:pPr>
       <w:pBdr/>
@@ -4354,9 +4496,9 @@
       </w:tcPr>
     </w:tblStylePr>
   </w:style>
-  <w:style w:type="table" w:styleId="19">
+  <w:style w:type="table" w:styleId="715">
     <w:name w:val="Grid Table 1 Light - Accent 1"/>
-    <w:basedOn w:val="661"/>
+    <w:basedOn w:val="892"/>
     <w:uiPriority w:val="99"/>
     <w:pPr>
       <w:pBdr/>
@@ -4577,9 +4719,9 @@
       </w:tcPr>
     </w:tblStylePr>
   </w:style>
-  <w:style w:type="table" w:styleId="20">
+  <w:style w:type="table" w:styleId="716">
     <w:name w:val="Grid Table 1 Light - Accent 2"/>
-    <w:basedOn w:val="661"/>
+    <w:basedOn w:val="892"/>
     <w:uiPriority w:val="99"/>
     <w:pPr>
       <w:pBdr/>
@@ -4800,9 +4942,9 @@
       </w:tcPr>
     </w:tblStylePr>
   </w:style>
-  <w:style w:type="table" w:styleId="21">
+  <w:style w:type="table" w:styleId="717">
     <w:name w:val="Grid Table 1 Light - Accent 3"/>
-    <w:basedOn w:val="661"/>
+    <w:basedOn w:val="892"/>
     <w:uiPriority w:val="99"/>
     <w:pPr>
       <w:pBdr/>
@@ -5023,9 +5165,9 @@
       </w:tcPr>
     </w:tblStylePr>
   </w:style>
-  <w:style w:type="table" w:styleId="22">
+  <w:style w:type="table" w:styleId="718">
     <w:name w:val="Grid Table 1 Light - Accent 4"/>
-    <w:basedOn w:val="661"/>
+    <w:basedOn w:val="892"/>
     <w:uiPriority w:val="99"/>
     <w:pPr>
       <w:pBdr/>
@@ -5246,9 +5388,9 @@
       </w:tcPr>
     </w:tblStylePr>
   </w:style>
-  <w:style w:type="table" w:styleId="23">
+  <w:style w:type="table" w:styleId="719">
     <w:name w:val="Grid Table 1 Light - Accent 5"/>
-    <w:basedOn w:val="661"/>
+    <w:basedOn w:val="892"/>
     <w:uiPriority w:val="99"/>
     <w:pPr>
       <w:pBdr/>
@@ -5469,9 +5611,9 @@
       </w:tcPr>
     </w:tblStylePr>
   </w:style>
-  <w:style w:type="table" w:styleId="24">
+  <w:style w:type="table" w:styleId="720">
     <w:name w:val="Grid Table 1 Light - Accent 6"/>
-    <w:basedOn w:val="661"/>
+    <w:basedOn w:val="892"/>
     <w:uiPriority w:val="99"/>
     <w:pPr>
       <w:pBdr/>
@@ -5692,9 +5834,9 @@
       </w:tcPr>
     </w:tblStylePr>
   </w:style>
-  <w:style w:type="table" w:styleId="25">
+  <w:style w:type="table" w:styleId="721">
     <w:name w:val="Grid Table 2"/>
-    <w:basedOn w:val="661"/>
+    <w:basedOn w:val="892"/>
     <w:uiPriority w:val="99"/>
     <w:pPr>
       <w:pBdr/>
@@ -5924,9 +6066,9 @@
       </w:tcPr>
     </w:tblStylePr>
   </w:style>
-  <w:style w:type="table" w:styleId="26">
+  <w:style w:type="table" w:styleId="722">
     <w:name w:val="Grid Table 2 - Accent 1"/>
-    <w:basedOn w:val="661"/>
+    <w:basedOn w:val="892"/>
     <w:uiPriority w:val="99"/>
     <w:pPr>
       <w:pBdr/>
@@ -6156,9 +6298,9 @@
       </w:tcPr>
     </w:tblStylePr>
   </w:style>
-  <w:style w:type="table" w:styleId="27">
+  <w:style w:type="table" w:styleId="723">
     <w:name w:val="Grid Table 2 - Accent 2"/>
-    <w:basedOn w:val="661"/>
+    <w:basedOn w:val="892"/>
     <w:uiPriority w:val="99"/>
     <w:pPr>
       <w:pBdr/>
@@ -6388,9 +6530,9 @@
       </w:tcPr>
     </w:tblStylePr>
   </w:style>
-  <w:style w:type="table" w:styleId="28">
+  <w:style w:type="table" w:styleId="724">
     <w:name w:val="Grid Table 2 - Accent 3"/>
-    <w:basedOn w:val="661"/>
+    <w:basedOn w:val="892"/>
     <w:uiPriority w:val="99"/>
     <w:pPr>
       <w:pBdr/>
@@ -6620,9 +6762,9 @@
       </w:tcPr>
     </w:tblStylePr>
   </w:style>
-  <w:style w:type="table" w:styleId="29">
+  <w:style w:type="table" w:styleId="725">
     <w:name w:val="Grid Table 2 - Accent 4"/>
-    <w:basedOn w:val="661"/>
+    <w:basedOn w:val="892"/>
     <w:uiPriority w:val="99"/>
     <w:pPr>
       <w:pBdr/>
@@ -6852,9 +6994,9 @@
       </w:tcPr>
     </w:tblStylePr>
   </w:style>
-  <w:style w:type="table" w:styleId="30">
+  <w:style w:type="table" w:styleId="726">
     <w:name w:val="Grid Table 2 - Accent 5"/>
-    <w:basedOn w:val="661"/>
+    <w:basedOn w:val="892"/>
     <w:uiPriority w:val="99"/>
     <w:pPr>
       <w:pBdr/>
@@ -7084,9 +7226,9 @@
       </w:tcPr>
     </w:tblStylePr>
   </w:style>
-  <w:style w:type="table" w:styleId="31">
+  <w:style w:type="table" w:styleId="727">
     <w:name w:val="Grid Table 2 - Accent 6"/>
-    <w:basedOn w:val="661"/>
+    <w:basedOn w:val="892"/>
     <w:uiPriority w:val="99"/>
     <w:pPr>
       <w:pBdr/>
@@ -7316,9 +7458,9 @@
       </w:tcPr>
     </w:tblStylePr>
   </w:style>
-  <w:style w:type="table" w:styleId="32">
+  <w:style w:type="table" w:styleId="728">
     <w:name w:val="Grid Table 3"/>
-    <w:basedOn w:val="661"/>
+    <w:basedOn w:val="892"/>
     <w:uiPriority w:val="99"/>
     <w:pPr>
       <w:pBdr/>
@@ -7417,29 +7559,6 @@
         <w:tblBorders/>
       </w:tblPr>
       <w:tcPr>
-        <w:shd w:color="ffffff"/>
-        <w:tcBorders>
-          <w:top w:val="none" w:color="000000" w:sz="4" w:space="0"/>
-          <w:left w:val="none" w:color="000000" w:sz="4" w:space="0"/>
-          <w:bottom w:val="none" w:color="000000" w:sz="4" w:space="0"/>
-          <w:right w:val="none" w:color="000000" w:sz="4" w:space="0"/>
-        </w:tcBorders>
-      </w:tcPr>
-    </w:tblStylePr>
-    <w:tblStylePr w:type="firstRow">
-      <w:rPr>
-        <w:b/>
-        <w:color w:val="404040"/>
-      </w:rPr>
-      <w:pPr>
-        <w:pBdr/>
-        <w:spacing/>
-        <w:ind/>
-      </w:pPr>
-      <w:tblPr>
-        <w:tblBorders/>
-      </w:tblPr>
-      <w:tcPr>
         <w:shd w:val="clear" w:color="ffffff"/>
         <w:tcBorders>
           <w:top w:val="none" w:color="000000" w:sz="4" w:space="0"/>
@@ -7449,30 +7568,7 @@
         </w:tcBorders>
       </w:tcPr>
     </w:tblStylePr>
-    <w:tblStylePr w:type="lastCol">
-      <w:rPr>
-        <w:i/>
-        <w:color w:val="404040"/>
-      </w:rPr>
-      <w:pPr>
-        <w:pBdr/>
-        <w:spacing/>
-        <w:ind/>
-      </w:pPr>
-      <w:tblPr>
-        <w:tblBorders/>
-      </w:tblPr>
-      <w:tcPr>
-        <w:shd w:color="ffffff"/>
-        <w:tcBorders>
-          <w:top w:val="none" w:color="000000" w:sz="4" w:space="0"/>
-          <w:left w:val="none" w:color="000000" w:sz="4" w:space="0"/>
-          <w:bottom w:val="none" w:color="000000" w:sz="4" w:space="0"/>
-          <w:right w:val="none" w:color="000000" w:sz="4" w:space="0"/>
-        </w:tcBorders>
-      </w:tcPr>
-    </w:tblStylePr>
-    <w:tblStylePr w:type="lastRow">
+    <w:tblStylePr w:type="firstRow">
       <w:rPr>
         <w:b/>
         <w:color w:val="404040"/>
@@ -7495,6 +7591,52 @@
         </w:tcBorders>
       </w:tcPr>
     </w:tblStylePr>
+    <w:tblStylePr w:type="lastCol">
+      <w:rPr>
+        <w:i/>
+        <w:color w:val="404040"/>
+      </w:rPr>
+      <w:pPr>
+        <w:pBdr/>
+        <w:spacing/>
+        <w:ind/>
+      </w:pPr>
+      <w:tblPr>
+        <w:tblBorders/>
+      </w:tblPr>
+      <w:tcPr>
+        <w:shd w:val="clear" w:color="ffffff"/>
+        <w:tcBorders>
+          <w:top w:val="none" w:color="000000" w:sz="4" w:space="0"/>
+          <w:left w:val="none" w:color="000000" w:sz="4" w:space="0"/>
+          <w:bottom w:val="none" w:color="000000" w:sz="4" w:space="0"/>
+          <w:right w:val="none" w:color="000000" w:sz="4" w:space="0"/>
+        </w:tcBorders>
+      </w:tcPr>
+    </w:tblStylePr>
+    <w:tblStylePr w:type="lastRow">
+      <w:rPr>
+        <w:b/>
+        <w:color w:val="404040"/>
+      </w:rPr>
+      <w:pPr>
+        <w:pBdr/>
+        <w:spacing/>
+        <w:ind/>
+      </w:pPr>
+      <w:tblPr>
+        <w:tblBorders/>
+      </w:tblPr>
+      <w:tcPr>
+        <w:shd w:val="clear" w:color="ffffff"/>
+        <w:tcBorders>
+          <w:top w:val="none" w:color="000000" w:sz="4" w:space="0"/>
+          <w:left w:val="none" w:color="000000" w:sz="4" w:space="0"/>
+          <w:bottom w:val="none" w:color="000000" w:sz="4" w:space="0"/>
+          <w:right w:val="none" w:color="000000" w:sz="4" w:space="0"/>
+        </w:tcBorders>
+      </w:tcPr>
+    </w:tblStylePr>
     <w:tblStylePr w:type="nwCell">
       <w:pPr>
         <w:pBdr/>
@@ -7561,9 +7703,9 @@
       </w:tcPr>
     </w:tblStylePr>
   </w:style>
-  <w:style w:type="table" w:styleId="33">
+  <w:style w:type="table" w:styleId="729">
     <w:name w:val="Grid Table 3 - Accent 1"/>
-    <w:basedOn w:val="661"/>
+    <w:basedOn w:val="892"/>
     <w:uiPriority w:val="99"/>
     <w:pPr>
       <w:pBdr/>
@@ -7662,29 +7804,6 @@
         <w:tblBorders/>
       </w:tblPr>
       <w:tcPr>
-        <w:shd w:color="ffffff"/>
-        <w:tcBorders>
-          <w:top w:val="none" w:color="000000" w:sz="4" w:space="0"/>
-          <w:left w:val="none" w:color="000000" w:sz="4" w:space="0"/>
-          <w:bottom w:val="none" w:color="000000" w:sz="4" w:space="0"/>
-          <w:right w:val="none" w:color="000000" w:sz="4" w:space="0"/>
-        </w:tcBorders>
-      </w:tcPr>
-    </w:tblStylePr>
-    <w:tblStylePr w:type="firstRow">
-      <w:rPr>
-        <w:b/>
-        <w:color w:val="404040"/>
-      </w:rPr>
-      <w:pPr>
-        <w:pBdr/>
-        <w:spacing/>
-        <w:ind/>
-      </w:pPr>
-      <w:tblPr>
-        <w:tblBorders/>
-      </w:tblPr>
-      <w:tcPr>
         <w:shd w:val="clear" w:color="ffffff"/>
         <w:tcBorders>
           <w:top w:val="none" w:color="000000" w:sz="4" w:space="0"/>
@@ -7694,30 +7813,7 @@
         </w:tcBorders>
       </w:tcPr>
     </w:tblStylePr>
-    <w:tblStylePr w:type="lastCol">
-      <w:rPr>
-        <w:i/>
-        <w:color w:val="404040"/>
-      </w:rPr>
-      <w:pPr>
-        <w:pBdr/>
-        <w:spacing/>
-        <w:ind/>
-      </w:pPr>
-      <w:tblPr>
-        <w:tblBorders/>
-      </w:tblPr>
-      <w:tcPr>
-        <w:shd w:color="ffffff"/>
-        <w:tcBorders>
-          <w:top w:val="none" w:color="000000" w:sz="4" w:space="0"/>
-          <w:left w:val="none" w:color="000000" w:sz="4" w:space="0"/>
-          <w:bottom w:val="none" w:color="000000" w:sz="4" w:space="0"/>
-          <w:right w:val="none" w:color="000000" w:sz="4" w:space="0"/>
-        </w:tcBorders>
-      </w:tcPr>
-    </w:tblStylePr>
-    <w:tblStylePr w:type="lastRow">
+    <w:tblStylePr w:type="firstRow">
       <w:rPr>
         <w:b/>
         <w:color w:val="404040"/>
@@ -7740,6 +7836,52 @@
         </w:tcBorders>
       </w:tcPr>
     </w:tblStylePr>
+    <w:tblStylePr w:type="lastCol">
+      <w:rPr>
+        <w:i/>
+        <w:color w:val="404040"/>
+      </w:rPr>
+      <w:pPr>
+        <w:pBdr/>
+        <w:spacing/>
+        <w:ind/>
+      </w:pPr>
+      <w:tblPr>
+        <w:tblBorders/>
+      </w:tblPr>
+      <w:tcPr>
+        <w:shd w:val="clear" w:color="ffffff"/>
+        <w:tcBorders>
+          <w:top w:val="none" w:color="000000" w:sz="4" w:space="0"/>
+          <w:left w:val="none" w:color="000000" w:sz="4" w:space="0"/>
+          <w:bottom w:val="none" w:color="000000" w:sz="4" w:space="0"/>
+          <w:right w:val="none" w:color="000000" w:sz="4" w:space="0"/>
+        </w:tcBorders>
+      </w:tcPr>
+    </w:tblStylePr>
+    <w:tblStylePr w:type="lastRow">
+      <w:rPr>
+        <w:b/>
+        <w:color w:val="404040"/>
+      </w:rPr>
+      <w:pPr>
+        <w:pBdr/>
+        <w:spacing/>
+        <w:ind/>
+      </w:pPr>
+      <w:tblPr>
+        <w:tblBorders/>
+      </w:tblPr>
+      <w:tcPr>
+        <w:shd w:val="clear" w:color="ffffff"/>
+        <w:tcBorders>
+          <w:top w:val="none" w:color="000000" w:sz="4" w:space="0"/>
+          <w:left w:val="none" w:color="000000" w:sz="4" w:space="0"/>
+          <w:bottom w:val="none" w:color="000000" w:sz="4" w:space="0"/>
+          <w:right w:val="none" w:color="000000" w:sz="4" w:space="0"/>
+        </w:tcBorders>
+      </w:tcPr>
+    </w:tblStylePr>
     <w:tblStylePr w:type="nwCell">
       <w:pPr>
         <w:pBdr/>
@@ -7806,9 +7948,9 @@
       </w:tcPr>
     </w:tblStylePr>
   </w:style>
-  <w:style w:type="table" w:styleId="34">
+  <w:style w:type="table" w:styleId="730">
     <w:name w:val="Grid Table 3 - Accent 2"/>
-    <w:basedOn w:val="661"/>
+    <w:basedOn w:val="892"/>
     <w:uiPriority w:val="99"/>
     <w:pPr>
       <w:pBdr/>
@@ -7907,29 +8049,6 @@
         <w:tblBorders/>
       </w:tblPr>
       <w:tcPr>
-        <w:shd w:color="ffffff"/>
-        <w:tcBorders>
-          <w:top w:val="none" w:color="000000" w:sz="4" w:space="0"/>
-          <w:left w:val="none" w:color="000000" w:sz="4" w:space="0"/>
-          <w:bottom w:val="none" w:color="000000" w:sz="4" w:space="0"/>
-          <w:right w:val="none" w:color="000000" w:sz="4" w:space="0"/>
-        </w:tcBorders>
-      </w:tcPr>
-    </w:tblStylePr>
-    <w:tblStylePr w:type="firstRow">
-      <w:rPr>
-        <w:b/>
-        <w:color w:val="404040"/>
-      </w:rPr>
-      <w:pPr>
-        <w:pBdr/>
-        <w:spacing/>
-        <w:ind/>
-      </w:pPr>
-      <w:tblPr>
-        <w:tblBorders/>
-      </w:tblPr>
-      <w:tcPr>
         <w:shd w:val="clear" w:color="ffffff"/>
         <w:tcBorders>
           <w:top w:val="none" w:color="000000" w:sz="4" w:space="0"/>
@@ -7939,30 +8058,7 @@
         </w:tcBorders>
       </w:tcPr>
     </w:tblStylePr>
-    <w:tblStylePr w:type="lastCol">
-      <w:rPr>
-        <w:i/>
-        <w:color w:val="404040"/>
-      </w:rPr>
-      <w:pPr>
-        <w:pBdr/>
-        <w:spacing/>
-        <w:ind/>
-      </w:pPr>
-      <w:tblPr>
-        <w:tblBorders/>
-      </w:tblPr>
-      <w:tcPr>
-        <w:shd w:color="ffffff"/>
-        <w:tcBorders>
-          <w:top w:val="none" w:color="000000" w:sz="4" w:space="0"/>
-          <w:left w:val="none" w:color="000000" w:sz="4" w:space="0"/>
-          <w:bottom w:val="none" w:color="000000" w:sz="4" w:space="0"/>
-          <w:right w:val="none" w:color="000000" w:sz="4" w:space="0"/>
-        </w:tcBorders>
-      </w:tcPr>
-    </w:tblStylePr>
-    <w:tblStylePr w:type="lastRow">
+    <w:tblStylePr w:type="firstRow">
       <w:rPr>
         <w:b/>
         <w:color w:val="404040"/>
@@ -7985,6 +8081,52 @@
         </w:tcBorders>
       </w:tcPr>
     </w:tblStylePr>
+    <w:tblStylePr w:type="lastCol">
+      <w:rPr>
+        <w:i/>
+        <w:color w:val="404040"/>
+      </w:rPr>
+      <w:pPr>
+        <w:pBdr/>
+        <w:spacing/>
+        <w:ind/>
+      </w:pPr>
+      <w:tblPr>
+        <w:tblBorders/>
+      </w:tblPr>
+      <w:tcPr>
+        <w:shd w:val="clear" w:color="ffffff"/>
+        <w:tcBorders>
+          <w:top w:val="none" w:color="000000" w:sz="4" w:space="0"/>
+          <w:left w:val="none" w:color="000000" w:sz="4" w:space="0"/>
+          <w:bottom w:val="none" w:color="000000" w:sz="4" w:space="0"/>
+          <w:right w:val="none" w:color="000000" w:sz="4" w:space="0"/>
+        </w:tcBorders>
+      </w:tcPr>
+    </w:tblStylePr>
+    <w:tblStylePr w:type="lastRow">
+      <w:rPr>
+        <w:b/>
+        <w:color w:val="404040"/>
+      </w:rPr>
+      <w:pPr>
+        <w:pBdr/>
+        <w:spacing/>
+        <w:ind/>
+      </w:pPr>
+      <w:tblPr>
+        <w:tblBorders/>
+      </w:tblPr>
+      <w:tcPr>
+        <w:shd w:val="clear" w:color="ffffff"/>
+        <w:tcBorders>
+          <w:top w:val="none" w:color="000000" w:sz="4" w:space="0"/>
+          <w:left w:val="none" w:color="000000" w:sz="4" w:space="0"/>
+          <w:bottom w:val="none" w:color="000000" w:sz="4" w:space="0"/>
+          <w:right w:val="none" w:color="000000" w:sz="4" w:space="0"/>
+        </w:tcBorders>
+      </w:tcPr>
+    </w:tblStylePr>
     <w:tblStylePr w:type="nwCell">
       <w:pPr>
         <w:pBdr/>
@@ -8051,9 +8193,9 @@
       </w:tcPr>
     </w:tblStylePr>
   </w:style>
-  <w:style w:type="table" w:styleId="35">
+  <w:style w:type="table" w:styleId="731">
     <w:name w:val="Grid Table 3 - Accent 3"/>
-    <w:basedOn w:val="661"/>
+    <w:basedOn w:val="892"/>
     <w:uiPriority w:val="99"/>
     <w:pPr>
       <w:pBdr/>
@@ -8152,29 +8294,6 @@
         <w:tblBorders/>
       </w:tblPr>
       <w:tcPr>
-        <w:shd w:color="ffffff"/>
-        <w:tcBorders>
-          <w:top w:val="none" w:color="000000" w:sz="4" w:space="0"/>
-          <w:left w:val="none" w:color="000000" w:sz="4" w:space="0"/>
-          <w:bottom w:val="none" w:color="000000" w:sz="4" w:space="0"/>
-          <w:right w:val="none" w:color="000000" w:sz="4" w:space="0"/>
-        </w:tcBorders>
-      </w:tcPr>
-    </w:tblStylePr>
-    <w:tblStylePr w:type="firstRow">
-      <w:rPr>
-        <w:b/>
-        <w:color w:val="404040"/>
-      </w:rPr>
-      <w:pPr>
-        <w:pBdr/>
-        <w:spacing/>
-        <w:ind/>
-      </w:pPr>
-      <w:tblPr>
-        <w:tblBorders/>
-      </w:tblPr>
-      <w:tcPr>
         <w:shd w:val="clear" w:color="ffffff"/>
         <w:tcBorders>
           <w:top w:val="none" w:color="000000" w:sz="4" w:space="0"/>
@@ -8184,30 +8303,7 @@
         </w:tcBorders>
       </w:tcPr>
     </w:tblStylePr>
-    <w:tblStylePr w:type="lastCol">
-      <w:rPr>
-        <w:i/>
-        <w:color w:val="404040"/>
-      </w:rPr>
-      <w:pPr>
-        <w:pBdr/>
-        <w:spacing/>
-        <w:ind/>
-      </w:pPr>
-      <w:tblPr>
-        <w:tblBorders/>
-      </w:tblPr>
-      <w:tcPr>
-        <w:shd w:color="ffffff"/>
-        <w:tcBorders>
-          <w:top w:val="none" w:color="000000" w:sz="4" w:space="0"/>
-          <w:left w:val="none" w:color="000000" w:sz="4" w:space="0"/>
-          <w:bottom w:val="none" w:color="000000" w:sz="4" w:space="0"/>
-          <w:right w:val="none" w:color="000000" w:sz="4" w:space="0"/>
-        </w:tcBorders>
-      </w:tcPr>
-    </w:tblStylePr>
-    <w:tblStylePr w:type="lastRow">
+    <w:tblStylePr w:type="firstRow">
       <w:rPr>
         <w:b/>
         <w:color w:val="404040"/>
@@ -8230,6 +8326,52 @@
         </w:tcBorders>
       </w:tcPr>
     </w:tblStylePr>
+    <w:tblStylePr w:type="lastCol">
+      <w:rPr>
+        <w:i/>
+        <w:color w:val="404040"/>
+      </w:rPr>
+      <w:pPr>
+        <w:pBdr/>
+        <w:spacing/>
+        <w:ind/>
+      </w:pPr>
+      <w:tblPr>
+        <w:tblBorders/>
+      </w:tblPr>
+      <w:tcPr>
+        <w:shd w:val="clear" w:color="ffffff"/>
+        <w:tcBorders>
+          <w:top w:val="none" w:color="000000" w:sz="4" w:space="0"/>
+          <w:left w:val="none" w:color="000000" w:sz="4" w:space="0"/>
+          <w:bottom w:val="none" w:color="000000" w:sz="4" w:space="0"/>
+          <w:right w:val="none" w:color="000000" w:sz="4" w:space="0"/>
+        </w:tcBorders>
+      </w:tcPr>
+    </w:tblStylePr>
+    <w:tblStylePr w:type="lastRow">
+      <w:rPr>
+        <w:b/>
+        <w:color w:val="404040"/>
+      </w:rPr>
+      <w:pPr>
+        <w:pBdr/>
+        <w:spacing/>
+        <w:ind/>
+      </w:pPr>
+      <w:tblPr>
+        <w:tblBorders/>
+      </w:tblPr>
+      <w:tcPr>
+        <w:shd w:val="clear" w:color="ffffff"/>
+        <w:tcBorders>
+          <w:top w:val="none" w:color="000000" w:sz="4" w:space="0"/>
+          <w:left w:val="none" w:color="000000" w:sz="4" w:space="0"/>
+          <w:bottom w:val="none" w:color="000000" w:sz="4" w:space="0"/>
+          <w:right w:val="none" w:color="000000" w:sz="4" w:space="0"/>
+        </w:tcBorders>
+      </w:tcPr>
+    </w:tblStylePr>
     <w:tblStylePr w:type="nwCell">
       <w:pPr>
         <w:pBdr/>
@@ -8296,9 +8438,9 @@
       </w:tcPr>
     </w:tblStylePr>
   </w:style>
-  <w:style w:type="table" w:styleId="36">
+  <w:style w:type="table" w:styleId="732">
     <w:name w:val="Grid Table 3 - Accent 4"/>
-    <w:basedOn w:val="661"/>
+    <w:basedOn w:val="892"/>
     <w:uiPriority w:val="99"/>
     <w:pPr>
       <w:pBdr/>
@@ -8397,29 +8539,6 @@
         <w:tblBorders/>
       </w:tblPr>
       <w:tcPr>
-        <w:shd w:color="ffffff"/>
-        <w:tcBorders>
-          <w:top w:val="none" w:color="000000" w:sz="4" w:space="0"/>
-          <w:left w:val="none" w:color="000000" w:sz="4" w:space="0"/>
-          <w:bottom w:val="none" w:color="000000" w:sz="4" w:space="0"/>
-          <w:right w:val="none" w:color="000000" w:sz="4" w:space="0"/>
-        </w:tcBorders>
-      </w:tcPr>
-    </w:tblStylePr>
-    <w:tblStylePr w:type="firstRow">
-      <w:rPr>
-        <w:b/>
-        <w:color w:val="404040"/>
-      </w:rPr>
-      <w:pPr>
-        <w:pBdr/>
-        <w:spacing/>
-        <w:ind/>
-      </w:pPr>
-      <w:tblPr>
-        <w:tblBorders/>
-      </w:tblPr>
-      <w:tcPr>
         <w:shd w:val="clear" w:color="ffffff"/>
         <w:tcBorders>
           <w:top w:val="none" w:color="000000" w:sz="4" w:space="0"/>
@@ -8429,30 +8548,7 @@
         </w:tcBorders>
       </w:tcPr>
     </w:tblStylePr>
-    <w:tblStylePr w:type="lastCol">
-      <w:rPr>
-        <w:i/>
-        <w:color w:val="404040"/>
-      </w:rPr>
-      <w:pPr>
-        <w:pBdr/>
-        <w:spacing/>
-        <w:ind/>
-      </w:pPr>
-      <w:tblPr>
-        <w:tblBorders/>
-      </w:tblPr>
-      <w:tcPr>
-        <w:shd w:color="ffffff"/>
-        <w:tcBorders>
-          <w:top w:val="none" w:color="000000" w:sz="4" w:space="0"/>
-          <w:left w:val="none" w:color="000000" w:sz="4" w:space="0"/>
-          <w:bottom w:val="none" w:color="000000" w:sz="4" w:space="0"/>
-          <w:right w:val="none" w:color="000000" w:sz="4" w:space="0"/>
-        </w:tcBorders>
-      </w:tcPr>
-    </w:tblStylePr>
-    <w:tblStylePr w:type="lastRow">
+    <w:tblStylePr w:type="firstRow">
       <w:rPr>
         <w:b/>
         <w:color w:val="404040"/>
@@ -8475,6 +8571,52 @@
         </w:tcBorders>
       </w:tcPr>
     </w:tblStylePr>
+    <w:tblStylePr w:type="lastCol">
+      <w:rPr>
+        <w:i/>
+        <w:color w:val="404040"/>
+      </w:rPr>
+      <w:pPr>
+        <w:pBdr/>
+        <w:spacing/>
+        <w:ind/>
+      </w:pPr>
+      <w:tblPr>
+        <w:tblBorders/>
+      </w:tblPr>
+      <w:tcPr>
+        <w:shd w:val="clear" w:color="ffffff"/>
+        <w:tcBorders>
+          <w:top w:val="none" w:color="000000" w:sz="4" w:space="0"/>
+          <w:left w:val="none" w:color="000000" w:sz="4" w:space="0"/>
+          <w:bottom w:val="none" w:color="000000" w:sz="4" w:space="0"/>
+          <w:right w:val="none" w:color="000000" w:sz="4" w:space="0"/>
+        </w:tcBorders>
+      </w:tcPr>
+    </w:tblStylePr>
+    <w:tblStylePr w:type="lastRow">
+      <w:rPr>
+        <w:b/>
+        <w:color w:val="404040"/>
+      </w:rPr>
+      <w:pPr>
+        <w:pBdr/>
+        <w:spacing/>
+        <w:ind/>
+      </w:pPr>
+      <w:tblPr>
+        <w:tblBorders/>
+      </w:tblPr>
+      <w:tcPr>
+        <w:shd w:val="clear" w:color="ffffff"/>
+        <w:tcBorders>
+          <w:top w:val="none" w:color="000000" w:sz="4" w:space="0"/>
+          <w:left w:val="none" w:color="000000" w:sz="4" w:space="0"/>
+          <w:bottom w:val="none" w:color="000000" w:sz="4" w:space="0"/>
+          <w:right w:val="none" w:color="000000" w:sz="4" w:space="0"/>
+        </w:tcBorders>
+      </w:tcPr>
+    </w:tblStylePr>
     <w:tblStylePr w:type="nwCell">
       <w:pPr>
         <w:pBdr/>
@@ -8541,9 +8683,9 @@
       </w:tcPr>
     </w:tblStylePr>
   </w:style>
-  <w:style w:type="table" w:styleId="37">
+  <w:style w:type="table" w:styleId="733">
     <w:name w:val="Grid Table 3 - Accent 5"/>
-    <w:basedOn w:val="661"/>
+    <w:basedOn w:val="892"/>
     <w:uiPriority w:val="99"/>
     <w:pPr>
       <w:pBdr/>
@@ -8642,29 +8784,6 @@
         <w:tblBorders/>
       </w:tblPr>
       <w:tcPr>
-        <w:shd w:color="ffffff"/>
-        <w:tcBorders>
-          <w:top w:val="none" w:color="000000" w:sz="4" w:space="0"/>
-          <w:left w:val="none" w:color="000000" w:sz="4" w:space="0"/>
-          <w:bottom w:val="none" w:color="000000" w:sz="4" w:space="0"/>
-          <w:right w:val="none" w:color="000000" w:sz="4" w:space="0"/>
-        </w:tcBorders>
-      </w:tcPr>
-    </w:tblStylePr>
-    <w:tblStylePr w:type="firstRow">
-      <w:rPr>
-        <w:b/>
-        <w:color w:val="404040"/>
-      </w:rPr>
-      <w:pPr>
-        <w:pBdr/>
-        <w:spacing/>
-        <w:ind/>
-      </w:pPr>
-      <w:tblPr>
-        <w:tblBorders/>
-      </w:tblPr>
-      <w:tcPr>
         <w:shd w:val="clear" w:color="ffffff"/>
         <w:tcBorders>
           <w:top w:val="none" w:color="000000" w:sz="4" w:space="0"/>
@@ -8674,30 +8793,7 @@
         </w:tcBorders>
       </w:tcPr>
     </w:tblStylePr>
-    <w:tblStylePr w:type="lastCol">
-      <w:rPr>
-        <w:i/>
-        <w:color w:val="404040"/>
-      </w:rPr>
-      <w:pPr>
-        <w:pBdr/>
-        <w:spacing/>
-        <w:ind/>
-      </w:pPr>
-      <w:tblPr>
-        <w:tblBorders/>
-      </w:tblPr>
-      <w:tcPr>
-        <w:shd w:color="ffffff"/>
-        <w:tcBorders>
-          <w:top w:val="none" w:color="000000" w:sz="4" w:space="0"/>
-          <w:left w:val="none" w:color="000000" w:sz="4" w:space="0"/>
-          <w:bottom w:val="none" w:color="000000" w:sz="4" w:space="0"/>
-          <w:right w:val="none" w:color="000000" w:sz="4" w:space="0"/>
-        </w:tcBorders>
-      </w:tcPr>
-    </w:tblStylePr>
-    <w:tblStylePr w:type="lastRow">
+    <w:tblStylePr w:type="firstRow">
       <w:rPr>
         <w:b/>
         <w:color w:val="404040"/>
@@ -8720,6 +8816,52 @@
         </w:tcBorders>
       </w:tcPr>
     </w:tblStylePr>
+    <w:tblStylePr w:type="lastCol">
+      <w:rPr>
+        <w:i/>
+        <w:color w:val="404040"/>
+      </w:rPr>
+      <w:pPr>
+        <w:pBdr/>
+        <w:spacing/>
+        <w:ind/>
+      </w:pPr>
+      <w:tblPr>
+        <w:tblBorders/>
+      </w:tblPr>
+      <w:tcPr>
+        <w:shd w:val="clear" w:color="ffffff"/>
+        <w:tcBorders>
+          <w:top w:val="none" w:color="000000" w:sz="4" w:space="0"/>
+          <w:left w:val="none" w:color="000000" w:sz="4" w:space="0"/>
+          <w:bottom w:val="none" w:color="000000" w:sz="4" w:space="0"/>
+          <w:right w:val="none" w:color="000000" w:sz="4" w:space="0"/>
+        </w:tcBorders>
+      </w:tcPr>
+    </w:tblStylePr>
+    <w:tblStylePr w:type="lastRow">
+      <w:rPr>
+        <w:b/>
+        <w:color w:val="404040"/>
+      </w:rPr>
+      <w:pPr>
+        <w:pBdr/>
+        <w:spacing/>
+        <w:ind/>
+      </w:pPr>
+      <w:tblPr>
+        <w:tblBorders/>
+      </w:tblPr>
+      <w:tcPr>
+        <w:shd w:val="clear" w:color="ffffff"/>
+        <w:tcBorders>
+          <w:top w:val="none" w:color="000000" w:sz="4" w:space="0"/>
+          <w:left w:val="none" w:color="000000" w:sz="4" w:space="0"/>
+          <w:bottom w:val="none" w:color="000000" w:sz="4" w:space="0"/>
+          <w:right w:val="none" w:color="000000" w:sz="4" w:space="0"/>
+        </w:tcBorders>
+      </w:tcPr>
+    </w:tblStylePr>
     <w:tblStylePr w:type="nwCell">
       <w:pPr>
         <w:pBdr/>
@@ -8786,9 +8928,9 @@
       </w:tcPr>
     </w:tblStylePr>
   </w:style>
-  <w:style w:type="table" w:styleId="38">
+  <w:style w:type="table" w:styleId="734">
     <w:name w:val="Grid Table 3 - Accent 6"/>
-    <w:basedOn w:val="661"/>
+    <w:basedOn w:val="892"/>
     <w:uiPriority w:val="99"/>
     <w:pPr>
       <w:pBdr/>
@@ -8887,29 +9029,6 @@
         <w:tblBorders/>
       </w:tblPr>
       <w:tcPr>
-        <w:shd w:color="ffffff"/>
-        <w:tcBorders>
-          <w:top w:val="none" w:color="000000" w:sz="4" w:space="0"/>
-          <w:left w:val="none" w:color="000000" w:sz="4" w:space="0"/>
-          <w:bottom w:val="none" w:color="000000" w:sz="4" w:space="0"/>
-          <w:right w:val="none" w:color="000000" w:sz="4" w:space="0"/>
-        </w:tcBorders>
-      </w:tcPr>
-    </w:tblStylePr>
-    <w:tblStylePr w:type="firstRow">
-      <w:rPr>
-        <w:b/>
-        <w:color w:val="404040"/>
-      </w:rPr>
-      <w:pPr>
-        <w:pBdr/>
-        <w:spacing/>
-        <w:ind/>
-      </w:pPr>
-      <w:tblPr>
-        <w:tblBorders/>
-      </w:tblPr>
-      <w:tcPr>
         <w:shd w:val="clear" w:color="ffffff"/>
         <w:tcBorders>
           <w:top w:val="none" w:color="000000" w:sz="4" w:space="0"/>
@@ -8919,30 +9038,7 @@
         </w:tcBorders>
       </w:tcPr>
     </w:tblStylePr>
-    <w:tblStylePr w:type="lastCol">
-      <w:rPr>
-        <w:i/>
-        <w:color w:val="404040"/>
-      </w:rPr>
-      <w:pPr>
-        <w:pBdr/>
-        <w:spacing/>
-        <w:ind/>
-      </w:pPr>
-      <w:tblPr>
-        <w:tblBorders/>
-      </w:tblPr>
-      <w:tcPr>
-        <w:shd w:color="ffffff"/>
-        <w:tcBorders>
-          <w:top w:val="none" w:color="000000" w:sz="4" w:space="0"/>
-          <w:left w:val="none" w:color="000000" w:sz="4" w:space="0"/>
-          <w:bottom w:val="none" w:color="000000" w:sz="4" w:space="0"/>
-          <w:right w:val="none" w:color="000000" w:sz="4" w:space="0"/>
-        </w:tcBorders>
-      </w:tcPr>
-    </w:tblStylePr>
-    <w:tblStylePr w:type="lastRow">
+    <w:tblStylePr w:type="firstRow">
       <w:rPr>
         <w:b/>
         <w:color w:val="404040"/>
@@ -8965,6 +9061,52 @@
         </w:tcBorders>
       </w:tcPr>
     </w:tblStylePr>
+    <w:tblStylePr w:type="lastCol">
+      <w:rPr>
+        <w:i/>
+        <w:color w:val="404040"/>
+      </w:rPr>
+      <w:pPr>
+        <w:pBdr/>
+        <w:spacing/>
+        <w:ind/>
+      </w:pPr>
+      <w:tblPr>
+        <w:tblBorders/>
+      </w:tblPr>
+      <w:tcPr>
+        <w:shd w:val="clear" w:color="ffffff"/>
+        <w:tcBorders>
+          <w:top w:val="none" w:color="000000" w:sz="4" w:space="0"/>
+          <w:left w:val="none" w:color="000000" w:sz="4" w:space="0"/>
+          <w:bottom w:val="none" w:color="000000" w:sz="4" w:space="0"/>
+          <w:right w:val="none" w:color="000000" w:sz="4" w:space="0"/>
+        </w:tcBorders>
+      </w:tcPr>
+    </w:tblStylePr>
+    <w:tblStylePr w:type="lastRow">
+      <w:rPr>
+        <w:b/>
+        <w:color w:val="404040"/>
+      </w:rPr>
+      <w:pPr>
+        <w:pBdr/>
+        <w:spacing/>
+        <w:ind/>
+      </w:pPr>
+      <w:tblPr>
+        <w:tblBorders/>
+      </w:tblPr>
+      <w:tcPr>
+        <w:shd w:val="clear" w:color="ffffff"/>
+        <w:tcBorders>
+          <w:top w:val="none" w:color="000000" w:sz="4" w:space="0"/>
+          <w:left w:val="none" w:color="000000" w:sz="4" w:space="0"/>
+          <w:bottom w:val="none" w:color="000000" w:sz="4" w:space="0"/>
+          <w:right w:val="none" w:color="000000" w:sz="4" w:space="0"/>
+        </w:tcBorders>
+      </w:tcPr>
+    </w:tblStylePr>
     <w:tblStylePr w:type="nwCell">
       <w:pPr>
         <w:pBdr/>
@@ -9031,9 +9173,9 @@
       </w:tcPr>
     </w:tblStylePr>
   </w:style>
-  <w:style w:type="table" w:styleId="39">
+  <w:style w:type="table" w:styleId="735">
     <w:name w:val="Grid Table 4"/>
-    <w:basedOn w:val="661"/>
+    <w:basedOn w:val="892"/>
     <w:uiPriority w:val="59"/>
     <w:pPr>
       <w:pBdr/>
@@ -9264,9 +9406,9 @@
       </w:tcPr>
     </w:tblStylePr>
   </w:style>
-  <w:style w:type="table" w:styleId="40">
+  <w:style w:type="table" w:styleId="736">
     <w:name w:val="Grid Table 4 - Accent 1"/>
-    <w:basedOn w:val="661"/>
+    <w:basedOn w:val="892"/>
     <w:uiPriority w:val="59"/>
     <w:pPr>
       <w:pBdr/>
@@ -9497,9 +9639,9 @@
       </w:tcPr>
     </w:tblStylePr>
   </w:style>
-  <w:style w:type="table" w:styleId="41">
+  <w:style w:type="table" w:styleId="737">
     <w:name w:val="Grid Table 4 - Accent 2"/>
-    <w:basedOn w:val="661"/>
+    <w:basedOn w:val="892"/>
     <w:uiPriority w:val="59"/>
     <w:pPr>
       <w:pBdr/>
@@ -9730,9 +9872,9 @@
       </w:tcPr>
     </w:tblStylePr>
   </w:style>
-  <w:style w:type="table" w:styleId="42">
+  <w:style w:type="table" w:styleId="738">
     <w:name w:val="Grid Table 4 - Accent 3"/>
-    <w:basedOn w:val="661"/>
+    <w:basedOn w:val="892"/>
     <w:uiPriority w:val="59"/>
     <w:pPr>
       <w:pBdr/>
@@ -9963,9 +10105,9 @@
       </w:tcPr>
     </w:tblStylePr>
   </w:style>
-  <w:style w:type="table" w:styleId="43">
+  <w:style w:type="table" w:styleId="739">
     <w:name w:val="Grid Table 4 - Accent 4"/>
-    <w:basedOn w:val="661"/>
+    <w:basedOn w:val="892"/>
     <w:uiPriority w:val="59"/>
     <w:pPr>
       <w:pBdr/>
@@ -10196,9 +10338,9 @@
       </w:tcPr>
     </w:tblStylePr>
   </w:style>
-  <w:style w:type="table" w:styleId="44">
+  <w:style w:type="table" w:styleId="740">
     <w:name w:val="Grid Table 4 - Accent 5"/>
-    <w:basedOn w:val="661"/>
+    <w:basedOn w:val="892"/>
     <w:uiPriority w:val="59"/>
     <w:pPr>
       <w:pBdr/>
@@ -10429,9 +10571,9 @@
       </w:tcPr>
     </w:tblStylePr>
   </w:style>
-  <w:style w:type="table" w:styleId="45">
+  <w:style w:type="table" w:styleId="741">
     <w:name w:val="Grid Table 4 - Accent 6"/>
-    <w:basedOn w:val="661"/>
+    <w:basedOn w:val="892"/>
     <w:uiPriority w:val="59"/>
     <w:pPr>
       <w:pBdr/>
@@ -10662,9 +10804,9 @@
       </w:tcPr>
     </w:tblStylePr>
   </w:style>
-  <w:style w:type="table" w:styleId="46">
+  <w:style w:type="table" w:styleId="742">
     <w:name w:val="Grid Table 5 Dark"/>
-    <w:basedOn w:val="661"/>
+    <w:basedOn w:val="892"/>
     <w:uiPriority w:val="99"/>
     <w:pPr>
       <w:pBdr/>
@@ -10890,9 +11032,9 @@
       </w:tcPr>
     </w:tblStylePr>
   </w:style>
-  <w:style w:type="table" w:styleId="47">
+  <w:style w:type="table" w:styleId="743">
     <w:name w:val="Grid Table 5 Dark- Accent 1"/>
-    <w:basedOn w:val="661"/>
+    <w:basedOn w:val="892"/>
     <w:uiPriority w:val="99"/>
     <w:pPr>
       <w:pBdr/>
@@ -11118,9 +11260,9 @@
       </w:tcPr>
     </w:tblStylePr>
   </w:style>
-  <w:style w:type="table" w:styleId="48">
+  <w:style w:type="table" w:styleId="744">
     <w:name w:val="Grid Table 5 Dark - Accent 2"/>
-    <w:basedOn w:val="661"/>
+    <w:basedOn w:val="892"/>
     <w:uiPriority w:val="99"/>
     <w:pPr>
       <w:pBdr/>
@@ -11346,9 +11488,9 @@
       </w:tcPr>
     </w:tblStylePr>
   </w:style>
-  <w:style w:type="table" w:styleId="49">
+  <w:style w:type="table" w:styleId="745">
     <w:name w:val="Grid Table 5 Dark - Accent 3"/>
-    <w:basedOn w:val="661"/>
+    <w:basedOn w:val="892"/>
     <w:uiPriority w:val="99"/>
     <w:pPr>
       <w:pBdr/>
@@ -11574,9 +11716,9 @@
       </w:tcPr>
     </w:tblStylePr>
   </w:style>
-  <w:style w:type="table" w:styleId="50">
+  <w:style w:type="table" w:styleId="746">
     <w:name w:val="Grid Table 5 Dark- Accent 4"/>
-    <w:basedOn w:val="661"/>
+    <w:basedOn w:val="892"/>
     <w:uiPriority w:val="99"/>
     <w:pPr>
       <w:pBdr/>
@@ -11802,9 +11944,9 @@
       </w:tcPr>
     </w:tblStylePr>
   </w:style>
-  <w:style w:type="table" w:styleId="51">
+  <w:style w:type="table" w:styleId="747">
     <w:name w:val="Grid Table 5 Dark - Accent 5"/>
-    <w:basedOn w:val="661"/>
+    <w:basedOn w:val="892"/>
     <w:uiPriority w:val="99"/>
     <w:pPr>
       <w:pBdr/>
@@ -12030,9 +12172,9 @@
       </w:tcPr>
     </w:tblStylePr>
   </w:style>
-  <w:style w:type="table" w:styleId="52">
+  <w:style w:type="table" w:styleId="748">
     <w:name w:val="Grid Table 5 Dark - Accent 6"/>
-    <w:basedOn w:val="661"/>
+    <w:basedOn w:val="892"/>
     <w:uiPriority w:val="99"/>
     <w:pPr>
       <w:pBdr/>
@@ -12258,9 +12400,9 @@
       </w:tcPr>
     </w:tblStylePr>
   </w:style>
-  <w:style w:type="table" w:styleId="53">
+  <w:style w:type="table" w:styleId="749">
     <w:name w:val="Grid Table 6 Colorful"/>
-    <w:basedOn w:val="661"/>
+    <w:basedOn w:val="892"/>
     <w:uiPriority w:val="99"/>
     <w:pPr>
       <w:pBdr/>
@@ -12488,9 +12630,9 @@
       </w:tcPr>
     </w:tblStylePr>
   </w:style>
-  <w:style w:type="table" w:styleId="54">
+  <w:style w:type="table" w:styleId="750">
     <w:name w:val="Grid Table 6 Colorful - Accent 1"/>
-    <w:basedOn w:val="661"/>
+    <w:basedOn w:val="892"/>
     <w:uiPriority w:val="99"/>
     <w:pPr>
       <w:pBdr/>
@@ -12718,9 +12860,9 @@
       </w:tcPr>
     </w:tblStylePr>
   </w:style>
-  <w:style w:type="table" w:styleId="55">
+  <w:style w:type="table" w:styleId="751">
     <w:name w:val="Grid Table 6 Colorful - Accent 2"/>
-    <w:basedOn w:val="661"/>
+    <w:basedOn w:val="892"/>
     <w:uiPriority w:val="99"/>
     <w:pPr>
       <w:pBdr/>
@@ -12948,9 +13090,9 @@
       </w:tcPr>
     </w:tblStylePr>
   </w:style>
-  <w:style w:type="table" w:styleId="56">
+  <w:style w:type="table" w:styleId="752">
     <w:name w:val="Grid Table 6 Colorful - Accent 3"/>
-    <w:basedOn w:val="661"/>
+    <w:basedOn w:val="892"/>
     <w:uiPriority w:val="99"/>
     <w:pPr>
       <w:pBdr/>
@@ -13178,9 +13320,9 @@
       </w:tcPr>
     </w:tblStylePr>
   </w:style>
-  <w:style w:type="table" w:styleId="57">
+  <w:style w:type="table" w:styleId="753">
     <w:name w:val="Grid Table 6 Colorful - Accent 4"/>
-    <w:basedOn w:val="661"/>
+    <w:basedOn w:val="892"/>
     <w:uiPriority w:val="99"/>
     <w:pPr>
       <w:pBdr/>
@@ -13408,9 +13550,9 @@
       </w:tcPr>
     </w:tblStylePr>
   </w:style>
-  <w:style w:type="table" w:styleId="58">
+  <w:style w:type="table" w:styleId="754">
     <w:name w:val="Grid Table 6 Colorful - Accent 5"/>
-    <w:basedOn w:val="661"/>
+    <w:basedOn w:val="892"/>
     <w:uiPriority w:val="99"/>
     <w:pPr>
       <w:pBdr/>
@@ -13638,9 +13780,9 @@
       </w:tcPr>
     </w:tblStylePr>
   </w:style>
-  <w:style w:type="table" w:styleId="59">
+  <w:style w:type="table" w:styleId="755">
     <w:name w:val="Grid Table 6 Colorful - Accent 6"/>
-    <w:basedOn w:val="661"/>
+    <w:basedOn w:val="892"/>
     <w:uiPriority w:val="99"/>
     <w:pPr>
       <w:pBdr/>
@@ -13868,9 +14010,9 @@
       </w:tcPr>
     </w:tblStylePr>
   </w:style>
-  <w:style w:type="table" w:styleId="60">
+  <w:style w:type="table" w:styleId="756">
     <w:name w:val="Grid Table 7 Colorful"/>
-    <w:basedOn w:val="661"/>
+    <w:basedOn w:val="892"/>
     <w:uiPriority w:val="99"/>
     <w:pPr>
       <w:pBdr/>
@@ -13972,11 +14114,11 @@
         <w:tblBorders/>
       </w:tblPr>
       <w:tcPr>
-        <w:shd w:color="ffffff"/>
+        <w:shd w:val="clear" w:color="ffffff"/>
         <w:tcBorders>
-          <w:top w:val="none"/>
-          <w:left w:val="none"/>
-          <w:bottom w:val="none"/>
+          <w:top w:val="none" w:color="000000" w:sz="4" w:space="0"/>
+          <w:left w:val="none" w:color="000000" w:sz="4" w:space="0"/>
+          <w:bottom w:val="none" w:color="000000" w:sz="4" w:space="0"/>
           <w:right w:val="single" w:color="000000" w:themeColor="text1" w:themeTint="80" w:sz="4" w:space="0"/>
         </w:tcBorders>
       </w:tcPr>
@@ -13999,10 +14141,10 @@
       <w:tcPr>
         <w:shd w:val="clear" w:color="ffffff" w:themeColor="light1" w:fill="ffffff" w:themeFill="light1"/>
         <w:tcBorders>
-          <w:top w:val="none"/>
-          <w:left w:val="none"/>
+          <w:top w:val="none" w:color="000000" w:sz="4" w:space="0"/>
+          <w:left w:val="none" w:color="000000" w:sz="4" w:space="0"/>
           <w:bottom w:val="single" w:color="000000" w:themeColor="text1" w:themeTint="80" w:sz="4" w:space="0"/>
-          <w:right w:val="none"/>
+          <w:right w:val="none" w:color="000000" w:sz="4" w:space="0"/>
         </w:tcBorders>
       </w:tcPr>
     </w:tblStylePr>
@@ -14022,12 +14164,12 @@
         <w:tblBorders/>
       </w:tblPr>
       <w:tcPr>
-        <w:shd w:color="ffffff"/>
+        <w:shd w:val="clear" w:color="ffffff"/>
         <w:tcBorders>
-          <w:top w:val="none"/>
+          <w:top w:val="none" w:color="000000" w:sz="4" w:space="0"/>
           <w:left w:val="single" w:color="000000" w:themeColor="text1" w:themeTint="80" w:sz="4" w:space="0"/>
-          <w:bottom w:val="none"/>
-          <w:right w:val="none"/>
+          <w:bottom w:val="none" w:color="000000" w:sz="4" w:space="0"/>
+          <w:right w:val="none" w:color="000000" w:sz="4" w:space="0"/>
         </w:tcBorders>
       </w:tcPr>
     </w:tblStylePr>
@@ -14050,9 +14192,9 @@
         <w:shd w:val="clear" w:color="ffffff" w:themeColor="light1" w:fill="ffffff" w:themeFill="light1"/>
         <w:tcBorders>
           <w:top w:val="single" w:color="000000" w:themeColor="text1" w:themeTint="80" w:sz="4" w:space="0"/>
-          <w:left w:val="none"/>
-          <w:bottom w:val="none"/>
-          <w:right w:val="none"/>
+          <w:left w:val="none" w:color="000000" w:sz="4" w:space="0"/>
+          <w:bottom w:val="none" w:color="000000" w:sz="4" w:space="0"/>
+          <w:right w:val="none" w:color="000000" w:sz="4" w:space="0"/>
         </w:tcBorders>
       </w:tcPr>
     </w:tblStylePr>
@@ -14122,9 +14264,9 @@
       </w:tcPr>
     </w:tblStylePr>
   </w:style>
-  <w:style w:type="table" w:styleId="61">
+  <w:style w:type="table" w:styleId="757">
     <w:name w:val="Grid Table 7 Colorful - Accent 1"/>
-    <w:basedOn w:val="661"/>
+    <w:basedOn w:val="892"/>
     <w:uiPriority w:val="99"/>
     <w:pPr>
       <w:pBdr/>
@@ -14226,11 +14368,11 @@
         <w:tblBorders/>
       </w:tblPr>
       <w:tcPr>
-        <w:shd w:color="ffffff"/>
+        <w:shd w:val="clear" w:color="ffffff"/>
         <w:tcBorders>
-          <w:top w:val="none"/>
-          <w:left w:val="none"/>
-          <w:bottom w:val="none"/>
+          <w:top w:val="none" w:color="000000" w:sz="4" w:space="0"/>
+          <w:left w:val="none" w:color="000000" w:sz="4" w:space="0"/>
+          <w:bottom w:val="none" w:color="000000" w:sz="4" w:space="0"/>
           <w:right w:val="single" w:color="000000" w:themeColor="accent1" w:themeTint="80" w:sz="4" w:space="0"/>
         </w:tcBorders>
       </w:tcPr>
@@ -14253,10 +14395,10 @@
       <w:tcPr>
         <w:shd w:val="clear" w:color="ffffff" w:themeColor="light1" w:fill="ffffff" w:themeFill="light1"/>
         <w:tcBorders>
-          <w:top w:val="none"/>
-          <w:left w:val="none"/>
+          <w:top w:val="none" w:color="000000" w:sz="4" w:space="0"/>
+          <w:left w:val="none" w:color="000000" w:sz="4" w:space="0"/>
           <w:bottom w:val="single" w:color="000000" w:themeColor="accent1" w:themeTint="80" w:sz="4" w:space="0"/>
-          <w:right w:val="none"/>
+          <w:right w:val="none" w:color="000000" w:sz="4" w:space="0"/>
         </w:tcBorders>
       </w:tcPr>
     </w:tblStylePr>
@@ -14276,12 +14418,12 @@
         <w:tblBorders/>
       </w:tblPr>
       <w:tcPr>
-        <w:shd w:color="ffffff"/>
+        <w:shd w:val="clear" w:color="ffffff"/>
         <w:tcBorders>
-          <w:top w:val="none"/>
+          <w:top w:val="none" w:color="000000" w:sz="4" w:space="0"/>
           <w:left w:val="single" w:color="000000" w:themeColor="accent1" w:themeTint="80" w:sz="4" w:space="0"/>
-          <w:bottom w:val="none"/>
-          <w:right w:val="none"/>
+          <w:bottom w:val="none" w:color="000000" w:sz="4" w:space="0"/>
+          <w:right w:val="none" w:color="000000" w:sz="4" w:space="0"/>
         </w:tcBorders>
       </w:tcPr>
     </w:tblStylePr>
@@ -14304,9 +14446,9 @@
         <w:shd w:val="clear" w:color="ffffff" w:themeColor="light1" w:fill="ffffff" w:themeFill="light1"/>
         <w:tcBorders>
           <w:top w:val="single" w:color="000000" w:themeColor="accent1" w:themeTint="80" w:sz="4" w:space="0"/>
-          <w:left w:val="none"/>
-          <w:bottom w:val="none"/>
-          <w:right w:val="none"/>
+          <w:left w:val="none" w:color="000000" w:sz="4" w:space="0"/>
+          <w:bottom w:val="none" w:color="000000" w:sz="4" w:space="0"/>
+          <w:right w:val="none" w:color="000000" w:sz="4" w:space="0"/>
         </w:tcBorders>
       </w:tcPr>
     </w:tblStylePr>
@@ -14376,9 +14518,9 @@
       </w:tcPr>
     </w:tblStylePr>
   </w:style>
-  <w:style w:type="table" w:styleId="62">
+  <w:style w:type="table" w:styleId="758">
     <w:name w:val="Grid Table 7 Colorful - Accent 2"/>
-    <w:basedOn w:val="661"/>
+    <w:basedOn w:val="892"/>
     <w:uiPriority w:val="99"/>
     <w:pPr>
       <w:pBdr/>
@@ -14480,11 +14622,11 @@
         <w:tblBorders/>
       </w:tblPr>
       <w:tcPr>
-        <w:shd w:color="ffffff"/>
+        <w:shd w:val="clear" w:color="ffffff"/>
         <w:tcBorders>
-          <w:top w:val="none"/>
-          <w:left w:val="none"/>
-          <w:bottom w:val="none"/>
+          <w:top w:val="none" w:color="000000" w:sz="4" w:space="0"/>
+          <w:left w:val="none" w:color="000000" w:sz="4" w:space="0"/>
+          <w:bottom w:val="none" w:color="000000" w:sz="4" w:space="0"/>
           <w:right w:val="single" w:color="000000" w:themeColor="accent2" w:themeTint="97" w:sz="4" w:space="0"/>
         </w:tcBorders>
       </w:tcPr>
@@ -14507,10 +14649,10 @@
       <w:tcPr>
         <w:shd w:val="clear" w:color="ffffff" w:themeColor="light1" w:fill="ffffff" w:themeFill="light1"/>
         <w:tcBorders>
-          <w:top w:val="none"/>
-          <w:left w:val="none"/>
+          <w:top w:val="none" w:color="000000" w:sz="4" w:space="0"/>
+          <w:left w:val="none" w:color="000000" w:sz="4" w:space="0"/>
           <w:bottom w:val="single" w:color="000000" w:themeColor="accent2" w:themeTint="97" w:sz="4" w:space="0"/>
-          <w:right w:val="none"/>
+          <w:right w:val="none" w:color="000000" w:sz="4" w:space="0"/>
         </w:tcBorders>
       </w:tcPr>
     </w:tblStylePr>
@@ -14530,12 +14672,12 @@
         <w:tblBorders/>
       </w:tblPr>
       <w:tcPr>
-        <w:shd w:color="ffffff"/>
+        <w:shd w:val="clear" w:color="ffffff"/>
         <w:tcBorders>
-          <w:top w:val="none"/>
+          <w:top w:val="none" w:color="000000" w:sz="4" w:space="0"/>
           <w:left w:val="single" w:color="000000" w:themeColor="accent2" w:themeTint="97" w:sz="4" w:space="0"/>
-          <w:bottom w:val="none"/>
-          <w:right w:val="none"/>
+          <w:bottom w:val="none" w:color="000000" w:sz="4" w:space="0"/>
+          <w:right w:val="none" w:color="000000" w:sz="4" w:space="0"/>
         </w:tcBorders>
       </w:tcPr>
     </w:tblStylePr>
@@ -14558,9 +14700,9 @@
         <w:shd w:val="clear" w:color="ffffff" w:themeColor="light1" w:fill="ffffff" w:themeFill="light1"/>
         <w:tcBorders>
           <w:top w:val="single" w:color="000000" w:themeColor="accent2" w:themeTint="97" w:sz="4" w:space="0"/>
-          <w:left w:val="none"/>
-          <w:bottom w:val="none"/>
-          <w:right w:val="none"/>
+          <w:left w:val="none" w:color="000000" w:sz="4" w:space="0"/>
+          <w:bottom w:val="none" w:color="000000" w:sz="4" w:space="0"/>
+          <w:right w:val="none" w:color="000000" w:sz="4" w:space="0"/>
         </w:tcBorders>
       </w:tcPr>
     </w:tblStylePr>
@@ -14630,9 +14772,9 @@
       </w:tcPr>
     </w:tblStylePr>
   </w:style>
-  <w:style w:type="table" w:styleId="63">
+  <w:style w:type="table" w:styleId="759">
     <w:name w:val="Grid Table 7 Colorful - Accent 3"/>
-    <w:basedOn w:val="661"/>
+    <w:basedOn w:val="892"/>
     <w:uiPriority w:val="99"/>
     <w:pPr>
       <w:pBdr/>
@@ -14734,11 +14876,11 @@
         <w:tblBorders/>
       </w:tblPr>
       <w:tcPr>
-        <w:shd w:color="ffffff"/>
+        <w:shd w:val="clear" w:color="ffffff"/>
         <w:tcBorders>
-          <w:top w:val="none"/>
-          <w:left w:val="none"/>
-          <w:bottom w:val="none"/>
+          <w:top w:val="none" w:color="000000" w:sz="4" w:space="0"/>
+          <w:left w:val="none" w:color="000000" w:sz="4" w:space="0"/>
+          <w:bottom w:val="none" w:color="000000" w:sz="4" w:space="0"/>
           <w:right w:val="single" w:color="000000" w:themeColor="accent3" w:themeTint="FE" w:sz="4" w:space="0"/>
         </w:tcBorders>
       </w:tcPr>
@@ -14761,10 +14903,10 @@
       <w:tcPr>
         <w:shd w:val="clear" w:color="ffffff" w:themeColor="light1" w:fill="ffffff" w:themeFill="light1"/>
         <w:tcBorders>
-          <w:top w:val="none"/>
-          <w:left w:val="none"/>
+          <w:top w:val="none" w:color="000000" w:sz="4" w:space="0"/>
+          <w:left w:val="none" w:color="000000" w:sz="4" w:space="0"/>
           <w:bottom w:val="single" w:color="000000" w:themeColor="accent3" w:themeTint="FE" w:sz="4" w:space="0"/>
-          <w:right w:val="none"/>
+          <w:right w:val="none" w:color="000000" w:sz="4" w:space="0"/>
         </w:tcBorders>
       </w:tcPr>
     </w:tblStylePr>
@@ -14784,12 +14926,12 @@
         <w:tblBorders/>
       </w:tblPr>
       <w:tcPr>
-        <w:shd w:color="ffffff"/>
+        <w:shd w:val="clear" w:color="ffffff"/>
         <w:tcBorders>
-          <w:top w:val="none"/>
+          <w:top w:val="none" w:color="000000" w:sz="4" w:space="0"/>
           <w:left w:val="single" w:color="000000" w:themeColor="accent3" w:themeTint="FE" w:sz="4" w:space="0"/>
-          <w:bottom w:val="none"/>
-          <w:right w:val="none"/>
+          <w:bottom w:val="none" w:color="000000" w:sz="4" w:space="0"/>
+          <w:right w:val="none" w:color="000000" w:sz="4" w:space="0"/>
         </w:tcBorders>
       </w:tcPr>
     </w:tblStylePr>
@@ -14812,9 +14954,9 @@
         <w:shd w:val="clear" w:color="ffffff" w:themeColor="light1" w:fill="ffffff" w:themeFill="light1"/>
         <w:tcBorders>
           <w:top w:val="single" w:color="000000" w:themeColor="accent3" w:themeTint="FE" w:sz="4" w:space="0"/>
-          <w:left w:val="none"/>
-          <w:bottom w:val="none"/>
-          <w:right w:val="none"/>
+          <w:left w:val="none" w:color="000000" w:sz="4" w:space="0"/>
+          <w:bottom w:val="none" w:color="000000" w:sz="4" w:space="0"/>
+          <w:right w:val="none" w:color="000000" w:sz="4" w:space="0"/>
         </w:tcBorders>
       </w:tcPr>
     </w:tblStylePr>
@@ -14884,9 +15026,9 @@
       </w:tcPr>
     </w:tblStylePr>
   </w:style>
-  <w:style w:type="table" w:styleId="64">
+  <w:style w:type="table" w:styleId="760">
     <w:name w:val="Grid Table 7 Colorful - Accent 4"/>
-    <w:basedOn w:val="661"/>
+    <w:basedOn w:val="892"/>
     <w:uiPriority w:val="99"/>
     <w:pPr>
       <w:pBdr/>
@@ -14988,11 +15130,11 @@
         <w:tblBorders/>
       </w:tblPr>
       <w:tcPr>
-        <w:shd w:color="ffffff"/>
+        <w:shd w:val="clear" w:color="ffffff"/>
         <w:tcBorders>
-          <w:top w:val="none"/>
-          <w:left w:val="none"/>
-          <w:bottom w:val="none"/>
+          <w:top w:val="none" w:color="000000" w:sz="4" w:space="0"/>
+          <w:left w:val="none" w:color="000000" w:sz="4" w:space="0"/>
+          <w:bottom w:val="none" w:color="000000" w:sz="4" w:space="0"/>
           <w:right w:val="single" w:color="000000" w:themeColor="accent4" w:themeTint="9A" w:sz="4" w:space="0"/>
         </w:tcBorders>
       </w:tcPr>
@@ -15015,10 +15157,10 @@
       <w:tcPr>
         <w:shd w:val="clear" w:color="ffffff" w:themeColor="light1" w:fill="ffffff" w:themeFill="light1"/>
         <w:tcBorders>
-          <w:top w:val="none"/>
-          <w:left w:val="none"/>
+          <w:top w:val="none" w:color="000000" w:sz="4" w:space="0"/>
+          <w:left w:val="none" w:color="000000" w:sz="4" w:space="0"/>
           <w:bottom w:val="single" w:color="000000" w:themeColor="accent4" w:themeTint="9A" w:sz="4" w:space="0"/>
-          <w:right w:val="none"/>
+          <w:right w:val="none" w:color="000000" w:sz="4" w:space="0"/>
         </w:tcBorders>
       </w:tcPr>
     </w:tblStylePr>
@@ -15038,12 +15180,12 @@
         <w:tblBorders/>
       </w:tblPr>
       <w:tcPr>
-        <w:shd w:color="ffffff"/>
+        <w:shd w:val="clear" w:color="ffffff"/>
         <w:tcBorders>
-          <w:top w:val="none"/>
+          <w:top w:val="none" w:color="000000" w:sz="4" w:space="0"/>
           <w:left w:val="single" w:color="000000" w:themeColor="accent4" w:themeTint="9A" w:sz="4" w:space="0"/>
-          <w:bottom w:val="none"/>
-          <w:right w:val="none"/>
+          <w:bottom w:val="none" w:color="000000" w:sz="4" w:space="0"/>
+          <w:right w:val="none" w:color="000000" w:sz="4" w:space="0"/>
         </w:tcBorders>
       </w:tcPr>
     </w:tblStylePr>
@@ -15066,9 +15208,9 @@
         <w:shd w:val="clear" w:color="ffffff" w:themeColor="light1" w:fill="ffffff" w:themeFill="light1"/>
         <w:tcBorders>
           <w:top w:val="single" w:color="000000" w:themeColor="accent4" w:themeTint="9A" w:sz="4" w:space="0"/>
-          <w:left w:val="none"/>
-          <w:bottom w:val="none"/>
-          <w:right w:val="none"/>
+          <w:left w:val="none" w:color="000000" w:sz="4" w:space="0"/>
+          <w:bottom w:val="none" w:color="000000" w:sz="4" w:space="0"/>
+          <w:right w:val="none" w:color="000000" w:sz="4" w:space="0"/>
         </w:tcBorders>
       </w:tcPr>
     </w:tblStylePr>
@@ -15138,9 +15280,9 @@
       </w:tcPr>
     </w:tblStylePr>
   </w:style>
-  <w:style w:type="table" w:styleId="65">
+  <w:style w:type="table" w:styleId="761">
     <w:name w:val="Grid Table 7 Colorful - Accent 5"/>
-    <w:basedOn w:val="661"/>
+    <w:basedOn w:val="892"/>
     <w:uiPriority w:val="99"/>
     <w:pPr>
       <w:pBdr/>
@@ -15242,11 +15384,11 @@
         <w:tblBorders/>
       </w:tblPr>
       <w:tcPr>
-        <w:shd w:color="ffffff"/>
+        <w:shd w:val="clear" w:color="ffffff"/>
         <w:tcBorders>
-          <w:top w:val="none"/>
-          <w:left w:val="none"/>
-          <w:bottom w:val="none"/>
+          <w:top w:val="none" w:color="000000" w:sz="4" w:space="0"/>
+          <w:left w:val="none" w:color="000000" w:sz="4" w:space="0"/>
+          <w:bottom w:val="none" w:color="000000" w:sz="4" w:space="0"/>
           <w:right w:val="single" w:color="000000" w:themeColor="accent5" w:themeTint="90" w:sz="4" w:space="0"/>
         </w:tcBorders>
       </w:tcPr>
@@ -15269,10 +15411,10 @@
       <w:tcPr>
         <w:shd w:val="clear" w:color="ffffff" w:themeColor="light1" w:fill="ffffff" w:themeFill="light1"/>
         <w:tcBorders>
-          <w:top w:val="none"/>
-          <w:left w:val="none"/>
+          <w:top w:val="none" w:color="000000" w:sz="4" w:space="0"/>
+          <w:left w:val="none" w:color="000000" w:sz="4" w:space="0"/>
           <w:bottom w:val="single" w:color="000000" w:themeColor="accent5" w:themeTint="90" w:sz="4" w:space="0"/>
-          <w:right w:val="none"/>
+          <w:right w:val="none" w:color="000000" w:sz="4" w:space="0"/>
         </w:tcBorders>
       </w:tcPr>
     </w:tblStylePr>
@@ -15292,12 +15434,12 @@
         <w:tblBorders/>
       </w:tblPr>
       <w:tcPr>
-        <w:shd w:color="ffffff"/>
+        <w:shd w:val="clear" w:color="ffffff"/>
         <w:tcBorders>
-          <w:top w:val="none"/>
+          <w:top w:val="none" w:color="000000" w:sz="4" w:space="0"/>
           <w:left w:val="single" w:color="000000" w:themeColor="accent5" w:themeTint="90" w:sz="4" w:space="0"/>
-          <w:bottom w:val="none"/>
-          <w:right w:val="none"/>
+          <w:bottom w:val="none" w:color="000000" w:sz="4" w:space="0"/>
+          <w:right w:val="none" w:color="000000" w:sz="4" w:space="0"/>
         </w:tcBorders>
       </w:tcPr>
     </w:tblStylePr>
@@ -15320,9 +15462,9 @@
         <w:shd w:val="clear" w:color="ffffff" w:themeColor="light1" w:fill="ffffff" w:themeFill="light1"/>
         <w:tcBorders>
           <w:top w:val="single" w:color="000000" w:themeColor="accent5" w:themeTint="90" w:sz="4" w:space="0"/>
-          <w:left w:val="none"/>
-          <w:bottom w:val="none"/>
-          <w:right w:val="none"/>
+          <w:left w:val="none" w:color="000000" w:sz="4" w:space="0"/>
+          <w:bottom w:val="none" w:color="000000" w:sz="4" w:space="0"/>
+          <w:right w:val="none" w:color="000000" w:sz="4" w:space="0"/>
         </w:tcBorders>
       </w:tcPr>
     </w:tblStylePr>
@@ -15392,9 +15534,9 @@
       </w:tcPr>
     </w:tblStylePr>
   </w:style>
-  <w:style w:type="table" w:styleId="66">
+  <w:style w:type="table" w:styleId="762">
     <w:name w:val="Grid Table 7 Colorful - Accent 6"/>
-    <w:basedOn w:val="661"/>
+    <w:basedOn w:val="892"/>
     <w:uiPriority w:val="99"/>
     <w:pPr>
       <w:pBdr/>
@@ -15496,11 +15638,11 @@
         <w:tblBorders/>
       </w:tblPr>
       <w:tcPr>
-        <w:shd w:color="ffffff"/>
+        <w:shd w:val="clear" w:color="ffffff"/>
         <w:tcBorders>
-          <w:top w:val="none"/>
-          <w:left w:val="none"/>
-          <w:bottom w:val="none"/>
+          <w:top w:val="none" w:color="000000" w:sz="4" w:space="0"/>
+          <w:left w:val="none" w:color="000000" w:sz="4" w:space="0"/>
+          <w:bottom w:val="none" w:color="000000" w:sz="4" w:space="0"/>
           <w:right w:val="single" w:color="000000" w:themeColor="accent6" w:themeTint="90" w:sz="4" w:space="0"/>
         </w:tcBorders>
       </w:tcPr>
@@ -15523,10 +15665,10 @@
       <w:tcPr>
         <w:shd w:val="clear" w:color="ffffff" w:themeColor="light1" w:fill="ffffff" w:themeFill="light1"/>
         <w:tcBorders>
-          <w:top w:val="none"/>
-          <w:left w:val="none"/>
+          <w:top w:val="none" w:color="000000" w:sz="4" w:space="0"/>
+          <w:left w:val="none" w:color="000000" w:sz="4" w:space="0"/>
           <w:bottom w:val="single" w:color="000000" w:themeColor="accent6" w:themeTint="90" w:sz="4" w:space="0"/>
-          <w:right w:val="none"/>
+          <w:right w:val="none" w:color="000000" w:sz="4" w:space="0"/>
         </w:tcBorders>
       </w:tcPr>
     </w:tblStylePr>
@@ -15546,12 +15688,12 @@
         <w:tblBorders/>
       </w:tblPr>
       <w:tcPr>
-        <w:shd w:color="ffffff"/>
+        <w:shd w:val="clear" w:color="ffffff"/>
         <w:tcBorders>
-          <w:top w:val="none"/>
+          <w:top w:val="none" w:color="000000" w:sz="4" w:space="0"/>
           <w:left w:val="single" w:color="000000" w:themeColor="accent6" w:themeTint="90" w:sz="4" w:space="0"/>
-          <w:bottom w:val="none"/>
-          <w:right w:val="none"/>
+          <w:bottom w:val="none" w:color="000000" w:sz="4" w:space="0"/>
+          <w:right w:val="none" w:color="000000" w:sz="4" w:space="0"/>
         </w:tcBorders>
       </w:tcPr>
     </w:tblStylePr>
@@ -15574,9 +15716,9 @@
         <w:shd w:val="clear" w:color="ffffff" w:themeColor="light1" w:fill="ffffff" w:themeFill="light1"/>
         <w:tcBorders>
           <w:top w:val="single" w:color="000000" w:themeColor="accent6" w:themeTint="90" w:sz="4" w:space="0"/>
-          <w:left w:val="none"/>
-          <w:bottom w:val="none"/>
-          <w:right w:val="none"/>
+          <w:left w:val="none" w:color="000000" w:sz="4" w:space="0"/>
+          <w:bottom w:val="none" w:color="000000" w:sz="4" w:space="0"/>
+          <w:right w:val="none" w:color="000000" w:sz="4" w:space="0"/>
         </w:tcBorders>
       </w:tcPr>
     </w:tblStylePr>
@@ -15646,9 +15788,9 @@
       </w:tcPr>
     </w:tblStylePr>
   </w:style>
-  <w:style w:type="table" w:styleId="67">
+  <w:style w:type="table" w:styleId="763">
     <w:name w:val="List Table 1 Light"/>
-    <w:basedOn w:val="661"/>
+    <w:basedOn w:val="892"/>
     <w:uiPriority w:val="99"/>
     <w:pPr>
       <w:pBdr/>
@@ -15862,9 +16004,9 @@
       </w:tcPr>
     </w:tblStylePr>
   </w:style>
-  <w:style w:type="table" w:styleId="68">
+  <w:style w:type="table" w:styleId="764">
     <w:name w:val="List Table 1 Light - Accent 1"/>
-    <w:basedOn w:val="661"/>
+    <w:basedOn w:val="892"/>
     <w:uiPriority w:val="99"/>
     <w:pPr>
       <w:pBdr/>
@@ -16078,9 +16220,9 @@
       </w:tcPr>
     </w:tblStylePr>
   </w:style>
-  <w:style w:type="table" w:styleId="69">
+  <w:style w:type="table" w:styleId="765">
     <w:name w:val="List Table 1 Light - Accent 2"/>
-    <w:basedOn w:val="661"/>
+    <w:basedOn w:val="892"/>
     <w:uiPriority w:val="99"/>
     <w:pPr>
       <w:pBdr/>
@@ -16294,9 +16436,9 @@
       </w:tcPr>
     </w:tblStylePr>
   </w:style>
-  <w:style w:type="table" w:styleId="70">
+  <w:style w:type="table" w:styleId="766">
     <w:name w:val="List Table 1 Light - Accent 3"/>
-    <w:basedOn w:val="661"/>
+    <w:basedOn w:val="892"/>
     <w:uiPriority w:val="99"/>
     <w:pPr>
       <w:pBdr/>
@@ -16510,9 +16652,9 @@
       </w:tcPr>
     </w:tblStylePr>
   </w:style>
-  <w:style w:type="table" w:styleId="71">
+  <w:style w:type="table" w:styleId="767">
     <w:name w:val="List Table 1 Light - Accent 4"/>
-    <w:basedOn w:val="661"/>
+    <w:basedOn w:val="892"/>
     <w:uiPriority w:val="99"/>
     <w:pPr>
       <w:pBdr/>
@@ -16726,9 +16868,9 @@
       </w:tcPr>
     </w:tblStylePr>
   </w:style>
-  <w:style w:type="table" w:styleId="72">
+  <w:style w:type="table" w:styleId="768">
     <w:name w:val="List Table 1 Light - Accent 5"/>
-    <w:basedOn w:val="661"/>
+    <w:basedOn w:val="892"/>
     <w:uiPriority w:val="99"/>
     <w:pPr>
       <w:pBdr/>
@@ -16942,9 +17084,9 @@
       </w:tcPr>
     </w:tblStylePr>
   </w:style>
-  <w:style w:type="table" w:styleId="73">
+  <w:style w:type="table" w:styleId="769">
     <w:name w:val="List Table 1 Light - Accent 6"/>
-    <w:basedOn w:val="661"/>
+    <w:basedOn w:val="892"/>
     <w:uiPriority w:val="99"/>
     <w:pPr>
       <w:pBdr/>
@@ -17158,9 +17300,9 @@
       </w:tcPr>
     </w:tblStylePr>
   </w:style>
-  <w:style w:type="table" w:styleId="74">
+  <w:style w:type="table" w:styleId="770">
     <w:name w:val="List Table 2"/>
-    <w:basedOn w:val="661"/>
+    <w:basedOn w:val="892"/>
     <w:uiPriority w:val="99"/>
     <w:pPr>
       <w:pBdr/>
@@ -17396,9 +17538,9 @@
       </w:tcPr>
     </w:tblStylePr>
   </w:style>
-  <w:style w:type="table" w:styleId="75">
+  <w:style w:type="table" w:styleId="771">
     <w:name w:val="List Table 2 - Accent 1"/>
-    <w:basedOn w:val="661"/>
+    <w:basedOn w:val="892"/>
     <w:uiPriority w:val="99"/>
     <w:pPr>
       <w:pBdr/>
@@ -17634,9 +17776,9 @@
       </w:tcPr>
     </w:tblStylePr>
   </w:style>
-  <w:style w:type="table" w:styleId="76">
+  <w:style w:type="table" w:styleId="772">
     <w:name w:val="List Table 2 - Accent 2"/>
-    <w:basedOn w:val="661"/>
+    <w:basedOn w:val="892"/>
     <w:uiPriority w:val="99"/>
     <w:pPr>
       <w:pBdr/>
@@ -17872,9 +18014,9 @@
       </w:tcPr>
     </w:tblStylePr>
   </w:style>
-  <w:style w:type="table" w:styleId="77">
+  <w:style w:type="table" w:styleId="773">
     <w:name w:val="List Table 2 - Accent 3"/>
-    <w:basedOn w:val="661"/>
+    <w:basedOn w:val="892"/>
     <w:uiPriority w:val="99"/>
     <w:pPr>
       <w:pBdr/>
@@ -18110,9 +18252,9 @@
       </w:tcPr>
     </w:tblStylePr>
   </w:style>
-  <w:style w:type="table" w:styleId="78">
+  <w:style w:type="table" w:styleId="774">
     <w:name w:val="List Table 2 - Accent 4"/>
-    <w:basedOn w:val="661"/>
+    <w:basedOn w:val="892"/>
     <w:uiPriority w:val="99"/>
     <w:pPr>
       <w:pBdr/>
@@ -18348,9 +18490,9 @@
       </w:tcPr>
     </w:tblStylePr>
   </w:style>
-  <w:style w:type="table" w:styleId="79">
+  <w:style w:type="table" w:styleId="775">
     <w:name w:val="List Table 2 - Accent 5"/>
-    <w:basedOn w:val="661"/>
+    <w:basedOn w:val="892"/>
     <w:uiPriority w:val="99"/>
     <w:pPr>
       <w:pBdr/>
@@ -18586,9 +18728,9 @@
       </w:tcPr>
     </w:tblStylePr>
   </w:style>
-  <w:style w:type="table" w:styleId="80">
+  <w:style w:type="table" w:styleId="776">
     <w:name w:val="List Table 2 - Accent 6"/>
-    <w:basedOn w:val="661"/>
+    <w:basedOn w:val="892"/>
     <w:uiPriority w:val="99"/>
     <w:pPr>
       <w:pBdr/>
@@ -18824,9 +18966,9 @@
       </w:tcPr>
     </w:tblStylePr>
   </w:style>
-  <w:style w:type="table" w:styleId="81">
+  <w:style w:type="table" w:styleId="777">
     <w:name w:val="List Table 3"/>
-    <w:basedOn w:val="661"/>
+    <w:basedOn w:val="892"/>
     <w:uiPriority w:val="99"/>
     <w:pPr>
       <w:pBdr/>
@@ -19052,9 +19194,9 @@
       </w:tcPr>
     </w:tblStylePr>
   </w:style>
-  <w:style w:type="table" w:styleId="82">
+  <w:style w:type="table" w:styleId="778">
     <w:name w:val="List Table 3 - Accent 1"/>
-    <w:basedOn w:val="661"/>
+    <w:basedOn w:val="892"/>
     <w:uiPriority w:val="99"/>
     <w:pPr>
       <w:pBdr/>
@@ -19280,9 +19422,9 @@
       </w:tcPr>
     </w:tblStylePr>
   </w:style>
-  <w:style w:type="table" w:styleId="83">
+  <w:style w:type="table" w:styleId="779">
     <w:name w:val="List Table 3 - Accent 2"/>
-    <w:basedOn w:val="661"/>
+    <w:basedOn w:val="892"/>
     <w:uiPriority w:val="99"/>
     <w:pPr>
       <w:pBdr/>
@@ -19508,9 +19650,9 @@
       </w:tcPr>
     </w:tblStylePr>
   </w:style>
-  <w:style w:type="table" w:styleId="84">
+  <w:style w:type="table" w:styleId="780">
     <w:name w:val="List Table 3 - Accent 3"/>
-    <w:basedOn w:val="661"/>
+    <w:basedOn w:val="892"/>
     <w:uiPriority w:val="99"/>
     <w:pPr>
       <w:pBdr/>
@@ -19736,9 +19878,9 @@
       </w:tcPr>
     </w:tblStylePr>
   </w:style>
-  <w:style w:type="table" w:styleId="85">
+  <w:style w:type="table" w:styleId="781">
     <w:name w:val="List Table 3 - Accent 4"/>
-    <w:basedOn w:val="661"/>
+    <w:basedOn w:val="892"/>
     <w:uiPriority w:val="99"/>
     <w:pPr>
       <w:pBdr/>
@@ -19964,9 +20106,9 @@
       </w:tcPr>
     </w:tblStylePr>
   </w:style>
-  <w:style w:type="table" w:styleId="86">
+  <w:style w:type="table" w:styleId="782">
     <w:name w:val="List Table 3 - Accent 5"/>
-    <w:basedOn w:val="661"/>
+    <w:basedOn w:val="892"/>
     <w:uiPriority w:val="99"/>
     <w:pPr>
       <w:pBdr/>
@@ -20192,9 +20334,9 @@
       </w:tcPr>
     </w:tblStylePr>
   </w:style>
-  <w:style w:type="table" w:styleId="87">
+  <w:style w:type="table" w:styleId="783">
     <w:name w:val="List Table 3 - Accent 6"/>
-    <w:basedOn w:val="661"/>
+    <w:basedOn w:val="892"/>
     <w:uiPriority w:val="99"/>
     <w:pPr>
       <w:pBdr/>
@@ -20420,9 +20562,9 @@
       </w:tcPr>
     </w:tblStylePr>
   </w:style>
-  <w:style w:type="table" w:styleId="88">
+  <w:style w:type="table" w:styleId="784">
     <w:name w:val="List Table 4"/>
-    <w:basedOn w:val="661"/>
+    <w:basedOn w:val="892"/>
     <w:uiPriority w:val="99"/>
     <w:pPr>
       <w:pBdr/>
@@ -20645,9 +20787,9 @@
       </w:tcPr>
     </w:tblStylePr>
   </w:style>
-  <w:style w:type="table" w:styleId="89">
+  <w:style w:type="table" w:styleId="785">
     <w:name w:val="List Table 4 - Accent 1"/>
-    <w:basedOn w:val="661"/>
+    <w:basedOn w:val="892"/>
     <w:uiPriority w:val="99"/>
     <w:pPr>
       <w:pBdr/>
@@ -20870,9 +21012,9 @@
       </w:tcPr>
     </w:tblStylePr>
   </w:style>
-  <w:style w:type="table" w:styleId="90">
+  <w:style w:type="table" w:styleId="786">
     <w:name w:val="List Table 4 - Accent 2"/>
-    <w:basedOn w:val="661"/>
+    <w:basedOn w:val="892"/>
     <w:uiPriority w:val="99"/>
     <w:pPr>
       <w:pBdr/>
@@ -21095,9 +21237,9 @@
       </w:tcPr>
     </w:tblStylePr>
   </w:style>
-  <w:style w:type="table" w:styleId="91">
+  <w:style w:type="table" w:styleId="787">
     <w:name w:val="List Table 4 - Accent 3"/>
-    <w:basedOn w:val="661"/>
+    <w:basedOn w:val="892"/>
     <w:uiPriority w:val="99"/>
     <w:pPr>
       <w:pBdr/>
@@ -21320,9 +21462,9 @@
       </w:tcPr>
     </w:tblStylePr>
   </w:style>
-  <w:style w:type="table" w:styleId="92">
+  <w:style w:type="table" w:styleId="788">
     <w:name w:val="List Table 4 - Accent 4"/>
-    <w:basedOn w:val="661"/>
+    <w:basedOn w:val="892"/>
     <w:uiPriority w:val="99"/>
     <w:pPr>
       <w:pBdr/>
@@ -21545,9 +21687,9 @@
       </w:tcPr>
     </w:tblStylePr>
   </w:style>
-  <w:style w:type="table" w:styleId="93">
+  <w:style w:type="table" w:styleId="789">
     <w:name w:val="List Table 4 - Accent 5"/>
-    <w:basedOn w:val="661"/>
+    <w:basedOn w:val="892"/>
     <w:uiPriority w:val="99"/>
     <w:pPr>
       <w:pBdr/>
@@ -21770,9 +21912,9 @@
       </w:tcPr>
     </w:tblStylePr>
   </w:style>
-  <w:style w:type="table" w:styleId="94">
+  <w:style w:type="table" w:styleId="790">
     <w:name w:val="List Table 4 - Accent 6"/>
-    <w:basedOn w:val="661"/>
+    <w:basedOn w:val="892"/>
     <w:uiPriority w:val="99"/>
     <w:pPr>
       <w:pBdr/>
@@ -21995,9 +22137,9 @@
       </w:tcPr>
     </w:tblStylePr>
   </w:style>
-  <w:style w:type="table" w:styleId="95">
+  <w:style w:type="table" w:styleId="791">
     <w:name w:val="List Table 5 Dark"/>
-    <w:basedOn w:val="661"/>
+    <w:basedOn w:val="892"/>
     <w:uiPriority w:val="99"/>
     <w:pPr>
       <w:pBdr/>
@@ -22237,9 +22379,9 @@
       </w:tcPr>
     </w:tblStylePr>
   </w:style>
-  <w:style w:type="table" w:styleId="96">
+  <w:style w:type="table" w:styleId="792">
     <w:name w:val="List Table 5 Dark - Accent 1"/>
-    <w:basedOn w:val="661"/>
+    <w:basedOn w:val="892"/>
     <w:uiPriority w:val="99"/>
     <w:pPr>
       <w:pBdr/>
@@ -22479,9 +22621,9 @@
       </w:tcPr>
     </w:tblStylePr>
   </w:style>
-  <w:style w:type="table" w:styleId="97">
+  <w:style w:type="table" w:styleId="793">
     <w:name w:val="List Table 5 Dark - Accent 2"/>
-    <w:basedOn w:val="661"/>
+    <w:basedOn w:val="892"/>
     <w:uiPriority w:val="99"/>
     <w:pPr>
       <w:pBdr/>
@@ -22721,9 +22863,9 @@
       </w:tcPr>
     </w:tblStylePr>
   </w:style>
-  <w:style w:type="table" w:styleId="98">
+  <w:style w:type="table" w:styleId="794">
     <w:name w:val="List Table 5 Dark - Accent 3"/>
-    <w:basedOn w:val="661"/>
+    <w:basedOn w:val="892"/>
     <w:uiPriority w:val="99"/>
     <w:pPr>
       <w:pBdr/>
@@ -22963,9 +23105,9 @@
       </w:tcPr>
     </w:tblStylePr>
   </w:style>
-  <w:style w:type="table" w:styleId="99">
+  <w:style w:type="table" w:styleId="795">
     <w:name w:val="List Table 5 Dark - Accent 4"/>
-    <w:basedOn w:val="661"/>
+    <w:basedOn w:val="892"/>
     <w:uiPriority w:val="99"/>
     <w:pPr>
       <w:pBdr/>
@@ -23205,9 +23347,9 @@
       </w:tcPr>
     </w:tblStylePr>
   </w:style>
-  <w:style w:type="table" w:styleId="100">
+  <w:style w:type="table" w:styleId="796">
     <w:name w:val="List Table 5 Dark - Accent 5"/>
-    <w:basedOn w:val="661"/>
+    <w:basedOn w:val="892"/>
     <w:uiPriority w:val="99"/>
     <w:pPr>
       <w:pBdr/>
@@ -23447,9 +23589,9 @@
       </w:tcPr>
     </w:tblStylePr>
   </w:style>
-  <w:style w:type="table" w:styleId="101">
+  <w:style w:type="table" w:styleId="797">
     <w:name w:val="List Table 5 Dark - Accent 6"/>
-    <w:basedOn w:val="661"/>
+    <w:basedOn w:val="892"/>
     <w:uiPriority w:val="99"/>
     <w:pPr>
       <w:pBdr/>
@@ -23689,9 +23831,9 @@
       </w:tcPr>
     </w:tblStylePr>
   </w:style>
-  <w:style w:type="table" w:styleId="102">
+  <w:style w:type="table" w:styleId="798">
     <w:name w:val="List Table 6 Colorful"/>
-    <w:basedOn w:val="661"/>
+    <w:basedOn w:val="892"/>
     <w:uiPriority w:val="99"/>
     <w:pPr>
       <w:pBdr/>
@@ -23912,9 +24054,9 @@
       </w:tcPr>
     </w:tblStylePr>
   </w:style>
-  <w:style w:type="table" w:styleId="103">
+  <w:style w:type="table" w:styleId="799">
     <w:name w:val="List Table 6 Colorful - Accent 1"/>
-    <w:basedOn w:val="661"/>
+    <w:basedOn w:val="892"/>
     <w:uiPriority w:val="99"/>
     <w:pPr>
       <w:pBdr/>
@@ -24135,9 +24277,9 @@
       </w:tcPr>
     </w:tblStylePr>
   </w:style>
-  <w:style w:type="table" w:styleId="104">
+  <w:style w:type="table" w:styleId="800">
     <w:name w:val="List Table 6 Colorful - Accent 2"/>
-    <w:basedOn w:val="661"/>
+    <w:basedOn w:val="892"/>
     <w:uiPriority w:val="99"/>
     <w:pPr>
       <w:pBdr/>
@@ -24358,9 +24500,9 @@
       </w:tcPr>
     </w:tblStylePr>
   </w:style>
-  <w:style w:type="table" w:styleId="105">
+  <w:style w:type="table" w:styleId="801">
     <w:name w:val="List Table 6 Colorful - Accent 3"/>
-    <w:basedOn w:val="661"/>
+    <w:basedOn w:val="892"/>
     <w:uiPriority w:val="99"/>
     <w:pPr>
       <w:pBdr/>
@@ -24581,9 +24723,9 @@
       </w:tcPr>
     </w:tblStylePr>
   </w:style>
-  <w:style w:type="table" w:styleId="106">
+  <w:style w:type="table" w:styleId="802">
     <w:name w:val="List Table 6 Colorful - Accent 4"/>
-    <w:basedOn w:val="661"/>
+    <w:basedOn w:val="892"/>
     <w:uiPriority w:val="99"/>
     <w:pPr>
       <w:pBdr/>
@@ -24804,9 +24946,9 @@
       </w:tcPr>
     </w:tblStylePr>
   </w:style>
-  <w:style w:type="table" w:styleId="107">
+  <w:style w:type="table" w:styleId="803">
     <w:name w:val="List Table 6 Colorful - Accent 5"/>
-    <w:basedOn w:val="661"/>
+    <w:basedOn w:val="892"/>
     <w:uiPriority w:val="99"/>
     <w:pPr>
       <w:pBdr/>
@@ -25027,9 +25169,9 @@
       </w:tcPr>
     </w:tblStylePr>
   </w:style>
-  <w:style w:type="table" w:styleId="108">
+  <w:style w:type="table" w:styleId="804">
     <w:name w:val="List Table 6 Colorful - Accent 6"/>
-    <w:basedOn w:val="661"/>
+    <w:basedOn w:val="892"/>
     <w:uiPriority w:val="99"/>
     <w:pPr>
       <w:pBdr/>
@@ -25250,9 +25392,9 @@
       </w:tcPr>
     </w:tblStylePr>
   </w:style>
-  <w:style w:type="table" w:styleId="109">
+  <w:style w:type="table" w:styleId="805">
     <w:name w:val="List Table 7 Colorful"/>
-    <w:basedOn w:val="661"/>
+    <w:basedOn w:val="892"/>
     <w:uiPriority w:val="99"/>
     <w:pPr>
       <w:pBdr/>
@@ -25351,11 +25493,11 @@
         <w:tblBorders/>
       </w:tblPr>
       <w:tcPr>
-        <w:shd w:color="ffffff"/>
+        <w:shd w:val="clear" w:color="ffffff"/>
         <w:tcBorders>
-          <w:top w:val="none"/>
-          <w:left w:val="none"/>
-          <w:bottom w:val="none"/>
+          <w:top w:val="none" w:color="000000" w:sz="4" w:space="0"/>
+          <w:left w:val="none" w:color="000000" w:sz="4" w:space="0"/>
+          <w:bottom w:val="none" w:color="000000" w:sz="4" w:space="0"/>
           <w:right w:val="single" w:color="000000" w:themeColor="text1" w:themeTint="80" w:sz="4" w:space="0"/>
         </w:tcBorders>
       </w:tcPr>
@@ -25378,10 +25520,10 @@
       <w:tcPr>
         <w:shd w:val="clear" w:color="ffffff" w:themeColor="light1" w:fill="ffffff" w:themeFill="light1"/>
         <w:tcBorders>
-          <w:top w:val="none"/>
-          <w:left w:val="none"/>
+          <w:top w:val="none" w:color="000000" w:sz="4" w:space="0"/>
+          <w:left w:val="none" w:color="000000" w:sz="4" w:space="0"/>
           <w:bottom w:val="single" w:color="000000" w:themeColor="text1" w:themeTint="80" w:sz="4" w:space="0"/>
-          <w:right w:val="none"/>
+          <w:right w:val="none" w:color="000000" w:sz="4" w:space="0"/>
         </w:tcBorders>
       </w:tcPr>
     </w:tblStylePr>
@@ -25401,12 +25543,12 @@
         <w:tblBorders/>
       </w:tblPr>
       <w:tcPr>
-        <w:shd w:color="ffffff"/>
+        <w:shd w:val="clear" w:color="ffffff"/>
         <w:tcBorders>
-          <w:top w:val="none"/>
+          <w:top w:val="none" w:color="000000" w:sz="4" w:space="0"/>
           <w:left w:val="single" w:color="000000" w:themeColor="text1" w:themeTint="80" w:sz="4" w:space="0"/>
-          <w:bottom w:val="none"/>
-          <w:right w:val="none"/>
+          <w:bottom w:val="none" w:color="000000" w:sz="4" w:space="0"/>
+          <w:right w:val="none" w:color="000000" w:sz="4" w:space="0"/>
         </w:tcBorders>
       </w:tcPr>
     </w:tblStylePr>
@@ -25429,9 +25571,9 @@
         <w:shd w:val="clear" w:color="ffffff" w:themeColor="light1" w:fill="ffffff" w:themeFill="light1"/>
         <w:tcBorders>
           <w:top w:val="single" w:color="000000" w:themeColor="text1" w:themeTint="80" w:sz="4" w:space="0"/>
-          <w:left w:val="none"/>
-          <w:bottom w:val="none"/>
-          <w:right w:val="none"/>
+          <w:left w:val="none" w:color="000000" w:sz="4" w:space="0"/>
+          <w:bottom w:val="none" w:color="000000" w:sz="4" w:space="0"/>
+          <w:right w:val="none" w:color="000000" w:sz="4" w:space="0"/>
         </w:tcBorders>
       </w:tcPr>
     </w:tblStylePr>
@@ -25506,9 +25648,9 @@
       </w:tcPr>
     </w:tblStylePr>
   </w:style>
-  <w:style w:type="table" w:styleId="110">
+  <w:style w:type="table" w:styleId="806">
     <w:name w:val="List Table 7 Colorful - Accent 1"/>
-    <w:basedOn w:val="661"/>
+    <w:basedOn w:val="892"/>
     <w:uiPriority w:val="99"/>
     <w:pPr>
       <w:pBdr/>
@@ -25607,11 +25749,11 @@
         <w:tblBorders/>
       </w:tblPr>
       <w:tcPr>
-        <w:shd w:color="ffffff"/>
+        <w:shd w:val="clear" w:color="ffffff"/>
         <w:tcBorders>
-          <w:top w:val="none"/>
-          <w:left w:val="none"/>
-          <w:bottom w:val="none"/>
+          <w:top w:val="none" w:color="000000" w:sz="4" w:space="0"/>
+          <w:left w:val="none" w:color="000000" w:sz="4" w:space="0"/>
+          <w:bottom w:val="none" w:color="000000" w:sz="4" w:space="0"/>
           <w:right w:val="single" w:color="000000" w:themeColor="accent1" w:sz="4" w:space="0"/>
         </w:tcBorders>
       </w:tcPr>
@@ -25634,10 +25776,10 @@
       <w:tcPr>
         <w:shd w:val="clear" w:color="ffffff" w:themeColor="light1" w:fill="ffffff" w:themeFill="light1"/>
         <w:tcBorders>
-          <w:top w:val="none"/>
-          <w:left w:val="none"/>
+          <w:top w:val="none" w:color="000000" w:sz="4" w:space="0"/>
+          <w:left w:val="none" w:color="000000" w:sz="4" w:space="0"/>
           <w:bottom w:val="single" w:color="000000" w:themeColor="accent1" w:sz="4" w:space="0"/>
-          <w:right w:val="none"/>
+          <w:right w:val="none" w:color="000000" w:sz="4" w:space="0"/>
         </w:tcBorders>
       </w:tcPr>
     </w:tblStylePr>
@@ -25657,12 +25799,12 @@
         <w:tblBorders/>
       </w:tblPr>
       <w:tcPr>
-        <w:shd w:color="ffffff"/>
+        <w:shd w:val="clear" w:color="ffffff"/>
         <w:tcBorders>
-          <w:top w:val="none"/>
+          <w:top w:val="none" w:color="000000" w:sz="4" w:space="0"/>
           <w:left w:val="single" w:color="000000" w:themeColor="accent1" w:sz="4" w:space="0"/>
-          <w:bottom w:val="none"/>
-          <w:right w:val="none"/>
+          <w:bottom w:val="none" w:color="000000" w:sz="4" w:space="0"/>
+          <w:right w:val="none" w:color="000000" w:sz="4" w:space="0"/>
         </w:tcBorders>
       </w:tcPr>
     </w:tblStylePr>
@@ -25685,9 +25827,9 @@
         <w:shd w:val="clear" w:color="ffffff" w:themeColor="light1" w:fill="ffffff" w:themeFill="light1"/>
         <w:tcBorders>
           <w:top w:val="single" w:color="000000" w:themeColor="accent1" w:sz="4" w:space="0"/>
-          <w:left w:val="none"/>
-          <w:bottom w:val="none"/>
-          <w:right w:val="none"/>
+          <w:left w:val="none" w:color="000000" w:sz="4" w:space="0"/>
+          <w:bottom w:val="none" w:color="000000" w:sz="4" w:space="0"/>
+          <w:right w:val="none" w:color="000000" w:sz="4" w:space="0"/>
         </w:tcBorders>
       </w:tcPr>
     </w:tblStylePr>
@@ -25762,9 +25904,9 @@
       </w:tcPr>
     </w:tblStylePr>
   </w:style>
-  <w:style w:type="table" w:styleId="111">
+  <w:style w:type="table" w:styleId="807">
     <w:name w:val="List Table 7 Colorful - Accent 2"/>
-    <w:basedOn w:val="661"/>
+    <w:basedOn w:val="892"/>
     <w:uiPriority w:val="99"/>
     <w:pPr>
       <w:pBdr/>
@@ -25863,11 +26005,11 @@
         <w:tblBorders/>
       </w:tblPr>
       <w:tcPr>
-        <w:shd w:color="ffffff"/>
+        <w:shd w:val="clear" w:color="ffffff"/>
         <w:tcBorders>
-          <w:top w:val="none"/>
-          <w:left w:val="none"/>
-          <w:bottom w:val="none"/>
+          <w:top w:val="none" w:color="000000" w:sz="4" w:space="0"/>
+          <w:left w:val="none" w:color="000000" w:sz="4" w:space="0"/>
+          <w:bottom w:val="none" w:color="000000" w:sz="4" w:space="0"/>
           <w:right w:val="single" w:color="000000" w:themeColor="accent2" w:themeTint="97" w:sz="4" w:space="0"/>
         </w:tcBorders>
       </w:tcPr>
@@ -25890,10 +26032,10 @@
       <w:tcPr>
         <w:shd w:val="clear" w:color="ffffff" w:themeColor="light1" w:fill="ffffff" w:themeFill="light1"/>
         <w:tcBorders>
-          <w:top w:val="none"/>
-          <w:left w:val="none"/>
+          <w:top w:val="none" w:color="000000" w:sz="4" w:space="0"/>
+          <w:left w:val="none" w:color="000000" w:sz="4" w:space="0"/>
           <w:bottom w:val="single" w:color="000000" w:themeColor="accent2" w:themeTint="97" w:sz="4" w:space="0"/>
-          <w:right w:val="none"/>
+          <w:right w:val="none" w:color="000000" w:sz="4" w:space="0"/>
         </w:tcBorders>
       </w:tcPr>
     </w:tblStylePr>
@@ -25913,12 +26055,12 @@
         <w:tblBorders/>
       </w:tblPr>
       <w:tcPr>
-        <w:shd w:color="ffffff"/>
+        <w:shd w:val="clear" w:color="ffffff"/>
         <w:tcBorders>
-          <w:top w:val="none"/>
+          <w:top w:val="none" w:color="000000" w:sz="4" w:space="0"/>
           <w:left w:val="single" w:color="000000" w:themeColor="accent2" w:themeTint="97" w:sz="4" w:space="0"/>
-          <w:bottom w:val="none"/>
-          <w:right w:val="none"/>
+          <w:bottom w:val="none" w:color="000000" w:sz="4" w:space="0"/>
+          <w:right w:val="none" w:color="000000" w:sz="4" w:space="0"/>
         </w:tcBorders>
       </w:tcPr>
     </w:tblStylePr>
@@ -25941,9 +26083,9 @@
         <w:shd w:val="clear" w:color="ffffff" w:themeColor="light1" w:fill="ffffff" w:themeFill="light1"/>
         <w:tcBorders>
           <w:top w:val="single" w:color="000000" w:themeColor="accent2" w:themeTint="97" w:sz="4" w:space="0"/>
-          <w:left w:val="none"/>
-          <w:bottom w:val="none"/>
-          <w:right w:val="none"/>
+          <w:left w:val="none" w:color="000000" w:sz="4" w:space="0"/>
+          <w:bottom w:val="none" w:color="000000" w:sz="4" w:space="0"/>
+          <w:right w:val="none" w:color="000000" w:sz="4" w:space="0"/>
         </w:tcBorders>
       </w:tcPr>
     </w:tblStylePr>
@@ -26018,9 +26160,9 @@
       </w:tcPr>
     </w:tblStylePr>
   </w:style>
-  <w:style w:type="table" w:styleId="112">
+  <w:style w:type="table" w:styleId="808">
     <w:name w:val="List Table 7 Colorful - Accent 3"/>
-    <w:basedOn w:val="661"/>
+    <w:basedOn w:val="892"/>
     <w:uiPriority w:val="99"/>
     <w:pPr>
       <w:pBdr/>
@@ -26119,11 +26261,11 @@
         <w:tblBorders/>
       </w:tblPr>
       <w:tcPr>
-        <w:shd w:color="ffffff"/>
+        <w:shd w:val="clear" w:color="ffffff"/>
         <w:tcBorders>
-          <w:top w:val="none"/>
-          <w:left w:val="none"/>
-          <w:bottom w:val="none"/>
+          <w:top w:val="none" w:color="000000" w:sz="4" w:space="0"/>
+          <w:left w:val="none" w:color="000000" w:sz="4" w:space="0"/>
+          <w:bottom w:val="none" w:color="000000" w:sz="4" w:space="0"/>
           <w:right w:val="single" w:color="000000" w:themeColor="accent3" w:themeTint="98" w:sz="4" w:space="0"/>
         </w:tcBorders>
       </w:tcPr>
@@ -26146,10 +26288,10 @@
       <w:tcPr>
         <w:shd w:val="clear" w:color="ffffff" w:themeColor="light1" w:fill="ffffff" w:themeFill="light1"/>
         <w:tcBorders>
-          <w:top w:val="none"/>
-          <w:left w:val="none"/>
+          <w:top w:val="none" w:color="000000" w:sz="4" w:space="0"/>
+          <w:left w:val="none" w:color="000000" w:sz="4" w:space="0"/>
           <w:bottom w:val="single" w:color="000000" w:themeColor="accent3" w:themeTint="98" w:sz="4" w:space="0"/>
-          <w:right w:val="none"/>
+          <w:right w:val="none" w:color="000000" w:sz="4" w:space="0"/>
         </w:tcBorders>
       </w:tcPr>
     </w:tblStylePr>
@@ -26169,12 +26311,12 @@
         <w:tblBorders/>
       </w:tblPr>
       <w:tcPr>
-        <w:shd w:color="ffffff"/>
+        <w:shd w:val="clear" w:color="ffffff"/>
         <w:tcBorders>
-          <w:top w:val="none"/>
+          <w:top w:val="none" w:color="000000" w:sz="4" w:space="0"/>
           <w:left w:val="single" w:color="000000" w:themeColor="accent3" w:themeTint="98" w:sz="4" w:space="0"/>
-          <w:bottom w:val="none"/>
-          <w:right w:val="none"/>
+          <w:bottom w:val="none" w:color="000000" w:sz="4" w:space="0"/>
+          <w:right w:val="none" w:color="000000" w:sz="4" w:space="0"/>
         </w:tcBorders>
       </w:tcPr>
     </w:tblStylePr>
@@ -26197,9 +26339,9 @@
         <w:shd w:val="clear" w:color="ffffff" w:themeColor="light1" w:fill="ffffff" w:themeFill="light1"/>
         <w:tcBorders>
           <w:top w:val="single" w:color="000000" w:themeColor="accent3" w:themeTint="98" w:sz="4" w:space="0"/>
-          <w:left w:val="none"/>
-          <w:bottom w:val="none"/>
-          <w:right w:val="none"/>
+          <w:left w:val="none" w:color="000000" w:sz="4" w:space="0"/>
+          <w:bottom w:val="none" w:color="000000" w:sz="4" w:space="0"/>
+          <w:right w:val="none" w:color="000000" w:sz="4" w:space="0"/>
         </w:tcBorders>
       </w:tcPr>
     </w:tblStylePr>
@@ -26274,9 +26416,9 @@
       </w:tcPr>
     </w:tblStylePr>
   </w:style>
-  <w:style w:type="table" w:styleId="113">
+  <w:style w:type="table" w:styleId="809">
     <w:name w:val="List Table 7 Colorful - Accent 4"/>
-    <w:basedOn w:val="661"/>
+    <w:basedOn w:val="892"/>
     <w:uiPriority w:val="99"/>
     <w:pPr>
       <w:pBdr/>
@@ -26375,11 +26517,11 @@
         <w:tblBorders/>
       </w:tblPr>
       <w:tcPr>
-        <w:shd w:color="ffffff"/>
+        <w:shd w:val="clear" w:color="ffffff"/>
         <w:tcBorders>
-          <w:top w:val="none"/>
-          <w:left w:val="none"/>
-          <w:bottom w:val="none"/>
+          <w:top w:val="none" w:color="000000" w:sz="4" w:space="0"/>
+          <w:left w:val="none" w:color="000000" w:sz="4" w:space="0"/>
+          <w:bottom w:val="none" w:color="000000" w:sz="4" w:space="0"/>
           <w:right w:val="single" w:color="000000" w:themeColor="accent4" w:themeTint="9A" w:sz="4" w:space="0"/>
         </w:tcBorders>
       </w:tcPr>
@@ -26402,10 +26544,10 @@
       <w:tcPr>
         <w:shd w:val="clear" w:color="ffffff" w:themeColor="light1" w:fill="ffffff" w:themeFill="light1"/>
         <w:tcBorders>
-          <w:top w:val="none"/>
-          <w:left w:val="none"/>
+          <w:top w:val="none" w:color="000000" w:sz="4" w:space="0"/>
+          <w:left w:val="none" w:color="000000" w:sz="4" w:space="0"/>
           <w:bottom w:val="single" w:color="000000" w:themeColor="accent4" w:themeTint="9A" w:sz="4" w:space="0"/>
-          <w:right w:val="none"/>
+          <w:right w:val="none" w:color="000000" w:sz="4" w:space="0"/>
         </w:tcBorders>
       </w:tcPr>
     </w:tblStylePr>
@@ -26425,12 +26567,12 @@
         <w:tblBorders/>
       </w:tblPr>
       <w:tcPr>
-        <w:shd w:color="ffffff"/>
+        <w:shd w:val="clear" w:color="ffffff"/>
         <w:tcBorders>
-          <w:top w:val="none"/>
+          <w:top w:val="none" w:color="000000" w:sz="4" w:space="0"/>
           <w:left w:val="single" w:color="000000" w:themeColor="accent4" w:themeTint="9A" w:sz="4" w:space="0"/>
-          <w:bottom w:val="none"/>
-          <w:right w:val="none"/>
+          <w:bottom w:val="none" w:color="000000" w:sz="4" w:space="0"/>
+          <w:right w:val="none" w:color="000000" w:sz="4" w:space="0"/>
         </w:tcBorders>
       </w:tcPr>
     </w:tblStylePr>
@@ -26453,9 +26595,9 @@
         <w:shd w:val="clear" w:color="ffffff" w:themeColor="light1" w:fill="ffffff" w:themeFill="light1"/>
         <w:tcBorders>
           <w:top w:val="single" w:color="000000" w:themeColor="accent4" w:themeTint="9A" w:sz="4" w:space="0"/>
-          <w:left w:val="none"/>
-          <w:bottom w:val="none"/>
-          <w:right w:val="none"/>
+          <w:left w:val="none" w:color="000000" w:sz="4" w:space="0"/>
+          <w:bottom w:val="none" w:color="000000" w:sz="4" w:space="0"/>
+          <w:right w:val="none" w:color="000000" w:sz="4" w:space="0"/>
         </w:tcBorders>
       </w:tcPr>
     </w:tblStylePr>
@@ -26530,9 +26672,9 @@
       </w:tcPr>
     </w:tblStylePr>
   </w:style>
-  <w:style w:type="table" w:styleId="114">
+  <w:style w:type="table" w:styleId="810">
     <w:name w:val="List Table 7 Colorful - Accent 5"/>
-    <w:basedOn w:val="661"/>
+    <w:basedOn w:val="892"/>
     <w:uiPriority w:val="99"/>
     <w:pPr>
       <w:pBdr/>
@@ -26631,11 +26773,11 @@
         <w:tblBorders/>
       </w:tblPr>
       <w:tcPr>
-        <w:shd w:color="ffffff"/>
+        <w:shd w:val="clear" w:color="ffffff"/>
         <w:tcBorders>
-          <w:top w:val="none"/>
-          <w:left w:val="none"/>
-          <w:bottom w:val="none"/>
+          <w:top w:val="none" w:color="000000" w:sz="4" w:space="0"/>
+          <w:left w:val="none" w:color="000000" w:sz="4" w:space="0"/>
+          <w:bottom w:val="none" w:color="000000" w:sz="4" w:space="0"/>
           <w:right w:val="single" w:color="000000" w:themeColor="accent5" w:themeTint="9A" w:sz="4" w:space="0"/>
         </w:tcBorders>
       </w:tcPr>
@@ -26658,10 +26800,10 @@
       <w:tcPr>
         <w:shd w:val="clear" w:color="ffffff" w:themeColor="light1" w:fill="ffffff" w:themeFill="light1"/>
         <w:tcBorders>
-          <w:top w:val="none"/>
-          <w:left w:val="none"/>
+          <w:top w:val="none" w:color="000000" w:sz="4" w:space="0"/>
+          <w:left w:val="none" w:color="000000" w:sz="4" w:space="0"/>
           <w:bottom w:val="single" w:color="000000" w:themeColor="accent5" w:themeTint="9A" w:sz="4" w:space="0"/>
-          <w:right w:val="none"/>
+          <w:right w:val="none" w:color="000000" w:sz="4" w:space="0"/>
         </w:tcBorders>
       </w:tcPr>
     </w:tblStylePr>
@@ -26681,12 +26823,12 @@
         <w:tblBorders/>
       </w:tblPr>
       <w:tcPr>
-        <w:shd w:color="ffffff"/>
+        <w:shd w:val="clear" w:color="ffffff"/>
         <w:tcBorders>
-          <w:top w:val="none"/>
+          <w:top w:val="none" w:color="000000" w:sz="4" w:space="0"/>
           <w:left w:val="single" w:color="000000" w:themeColor="accent5" w:themeTint="9A" w:sz="4" w:space="0"/>
-          <w:bottom w:val="none"/>
-          <w:right w:val="none"/>
+          <w:bottom w:val="none" w:color="000000" w:sz="4" w:space="0"/>
+          <w:right w:val="none" w:color="000000" w:sz="4" w:space="0"/>
         </w:tcBorders>
       </w:tcPr>
     </w:tblStylePr>
@@ -26709,9 +26851,9 @@
         <w:shd w:val="clear" w:color="ffffff" w:themeColor="light1" w:fill="ffffff" w:themeFill="light1"/>
         <w:tcBorders>
           <w:top w:val="single" w:color="000000" w:themeColor="accent5" w:themeTint="9A" w:sz="4" w:space="0"/>
-          <w:left w:val="none"/>
-          <w:bottom w:val="none"/>
-          <w:right w:val="none"/>
+          <w:left w:val="none" w:color="000000" w:sz="4" w:space="0"/>
+          <w:bottom w:val="none" w:color="000000" w:sz="4" w:space="0"/>
+          <w:right w:val="none" w:color="000000" w:sz="4" w:space="0"/>
         </w:tcBorders>
       </w:tcPr>
     </w:tblStylePr>
@@ -26786,9 +26928,9 @@
       </w:tcPr>
     </w:tblStylePr>
   </w:style>
-  <w:style w:type="table" w:styleId="115">
+  <w:style w:type="table" w:styleId="811">
     <w:name w:val="List Table 7 Colorful - Accent 6"/>
-    <w:basedOn w:val="661"/>
+    <w:basedOn w:val="892"/>
     <w:uiPriority w:val="99"/>
     <w:pPr>
       <w:pBdr/>
@@ -26887,11 +27029,11 @@
         <w:tblBorders/>
       </w:tblPr>
       <w:tcPr>
-        <w:shd w:color="ffffff"/>
+        <w:shd w:val="clear" w:color="ffffff"/>
         <w:tcBorders>
-          <w:top w:val="none"/>
-          <w:left w:val="none"/>
-          <w:bottom w:val="none"/>
+          <w:top w:val="none" w:color="000000" w:sz="4" w:space="0"/>
+          <w:left w:val="none" w:color="000000" w:sz="4" w:space="0"/>
+          <w:bottom w:val="none" w:color="000000" w:sz="4" w:space="0"/>
           <w:right w:val="single" w:color="000000" w:themeColor="accent6" w:themeTint="98" w:sz="4" w:space="0"/>
         </w:tcBorders>
       </w:tcPr>
@@ -26914,10 +27056,10 @@
       <w:tcPr>
         <w:shd w:val="clear" w:color="ffffff" w:themeColor="light1" w:fill="ffffff" w:themeFill="light1"/>
         <w:tcBorders>
-          <w:top w:val="none"/>
-          <w:left w:val="none"/>
+          <w:top w:val="none" w:color="000000" w:sz="4" w:space="0"/>
+          <w:left w:val="none" w:color="000000" w:sz="4" w:space="0"/>
           <w:bottom w:val="single" w:color="000000" w:themeColor="accent6" w:themeTint="98" w:sz="4" w:space="0"/>
-          <w:right w:val="none"/>
+          <w:right w:val="none" w:color="000000" w:sz="4" w:space="0"/>
         </w:tcBorders>
       </w:tcPr>
     </w:tblStylePr>
@@ -26937,12 +27079,12 @@
         <w:tblBorders/>
       </w:tblPr>
       <w:tcPr>
-        <w:shd w:color="ffffff"/>
+        <w:shd w:val="clear" w:color="ffffff"/>
         <w:tcBorders>
-          <w:top w:val="none"/>
+          <w:top w:val="none" w:color="000000" w:sz="4" w:space="0"/>
           <w:left w:val="single" w:color="000000" w:themeColor="accent6" w:themeTint="98" w:sz="4" w:space="0"/>
-          <w:bottom w:val="none"/>
-          <w:right w:val="none"/>
+          <w:bottom w:val="none" w:color="000000" w:sz="4" w:space="0"/>
+          <w:right w:val="none" w:color="000000" w:sz="4" w:space="0"/>
         </w:tcBorders>
       </w:tcPr>
     </w:tblStylePr>
@@ -26965,9 +27107,9 @@
         <w:shd w:val="clear" w:color="ffffff" w:themeColor="light1" w:fill="ffffff" w:themeFill="light1"/>
         <w:tcBorders>
           <w:top w:val="single" w:color="000000" w:themeColor="accent6" w:themeTint="98" w:sz="4" w:space="0"/>
-          <w:left w:val="none"/>
-          <w:bottom w:val="none"/>
-          <w:right w:val="none"/>
+          <w:left w:val="none" w:color="000000" w:sz="4" w:space="0"/>
+          <w:bottom w:val="none" w:color="000000" w:sz="4" w:space="0"/>
+          <w:right w:val="none" w:color="000000" w:sz="4" w:space="0"/>
         </w:tcBorders>
       </w:tcPr>
     </w:tblStylePr>
@@ -27042,9 +27184,9 @@
       </w:tcPr>
     </w:tblStylePr>
   </w:style>
-  <w:style w:type="table" w:styleId="116">
+  <w:style w:type="table" w:styleId="812">
     <w:name w:val="Lined - Accent"/>
-    <w:basedOn w:val="661"/>
+    <w:basedOn w:val="892"/>
     <w:uiPriority w:val="99"/>
     <w:pPr>
       <w:pBdr/>
@@ -27279,9 +27421,9 @@
       </w:tcPr>
     </w:tblStylePr>
   </w:style>
-  <w:style w:type="table" w:styleId="117">
+  <w:style w:type="table" w:styleId="813">
     <w:name w:val="Lined - Accent 1"/>
-    <w:basedOn w:val="661"/>
+    <w:basedOn w:val="892"/>
     <w:uiPriority w:val="99"/>
     <w:pPr>
       <w:pBdr/>
@@ -27516,9 +27658,9 @@
       </w:tcPr>
     </w:tblStylePr>
   </w:style>
-  <w:style w:type="table" w:styleId="118">
+  <w:style w:type="table" w:styleId="814">
     <w:name w:val="Lined - Accent 2"/>
-    <w:basedOn w:val="661"/>
+    <w:basedOn w:val="892"/>
     <w:uiPriority w:val="99"/>
     <w:pPr>
       <w:pBdr/>
@@ -27753,9 +27895,9 @@
       </w:tcPr>
     </w:tblStylePr>
   </w:style>
-  <w:style w:type="table" w:styleId="119">
+  <w:style w:type="table" w:styleId="815">
     <w:name w:val="Lined - Accent 3"/>
-    <w:basedOn w:val="661"/>
+    <w:basedOn w:val="892"/>
     <w:uiPriority w:val="99"/>
     <w:pPr>
       <w:pBdr/>
@@ -27990,9 +28132,9 @@
       </w:tcPr>
     </w:tblStylePr>
   </w:style>
-  <w:style w:type="table" w:styleId="120">
+  <w:style w:type="table" w:styleId="816">
     <w:name w:val="Lined - Accent 4"/>
-    <w:basedOn w:val="661"/>
+    <w:basedOn w:val="892"/>
     <w:uiPriority w:val="99"/>
     <w:pPr>
       <w:pBdr/>
@@ -28227,9 +28369,9 @@
       </w:tcPr>
     </w:tblStylePr>
   </w:style>
-  <w:style w:type="table" w:styleId="121">
+  <w:style w:type="table" w:styleId="817">
     <w:name w:val="Lined - Accent 5"/>
-    <w:basedOn w:val="661"/>
+    <w:basedOn w:val="892"/>
     <w:uiPriority w:val="99"/>
     <w:pPr>
       <w:pBdr/>
@@ -28464,9 +28606,9 @@
       </w:tcPr>
     </w:tblStylePr>
   </w:style>
-  <w:style w:type="table" w:styleId="122">
+  <w:style w:type="table" w:styleId="818">
     <w:name w:val="Lined - Accent 6"/>
-    <w:basedOn w:val="661"/>
+    <w:basedOn w:val="892"/>
     <w:uiPriority w:val="99"/>
     <w:pPr>
       <w:pBdr/>
@@ -28701,9 +28843,9 @@
       </w:tcPr>
     </w:tblStylePr>
   </w:style>
-  <w:style w:type="table" w:styleId="123">
+  <w:style w:type="table" w:styleId="819">
     <w:name w:val="Bordered &amp; Lined - Accent"/>
-    <w:basedOn w:val="661"/>
+    <w:basedOn w:val="892"/>
     <w:uiPriority w:val="99"/>
     <w:pPr>
       <w:pBdr/>
@@ -28945,9 +29087,9 @@
       </w:tcPr>
     </w:tblStylePr>
   </w:style>
-  <w:style w:type="table" w:styleId="124">
+  <w:style w:type="table" w:styleId="820">
     <w:name w:val="Bordered &amp; Lined - Accent 1"/>
-    <w:basedOn w:val="661"/>
+    <w:basedOn w:val="892"/>
     <w:uiPriority w:val="99"/>
     <w:pPr>
       <w:pBdr/>
@@ -29189,9 +29331,9 @@
       </w:tcPr>
     </w:tblStylePr>
   </w:style>
-  <w:style w:type="table" w:styleId="125">
+  <w:style w:type="table" w:styleId="821">
     <w:name w:val="Bordered &amp; Lined - Accent 2"/>
-    <w:basedOn w:val="661"/>
+    <w:basedOn w:val="892"/>
     <w:uiPriority w:val="99"/>
     <w:pPr>
       <w:pBdr/>
@@ -29433,9 +29575,9 @@
       </w:tcPr>
     </w:tblStylePr>
   </w:style>
-  <w:style w:type="table" w:styleId="126">
+  <w:style w:type="table" w:styleId="822">
     <w:name w:val="Bordered &amp; Lined - Accent 3"/>
-    <w:basedOn w:val="661"/>
+    <w:basedOn w:val="892"/>
     <w:uiPriority w:val="99"/>
     <w:pPr>
       <w:pBdr/>
@@ -29677,9 +29819,9 @@
       </w:tcPr>
     </w:tblStylePr>
   </w:style>
-  <w:style w:type="table" w:styleId="127">
+  <w:style w:type="table" w:styleId="823">
     <w:name w:val="Bordered &amp; Lined - Accent 4"/>
-    <w:basedOn w:val="661"/>
+    <w:basedOn w:val="892"/>
     <w:uiPriority w:val="99"/>
     <w:pPr>
       <w:pBdr/>
@@ -29921,9 +30063,9 @@
       </w:tcPr>
     </w:tblStylePr>
   </w:style>
-  <w:style w:type="table" w:styleId="128">
+  <w:style w:type="table" w:styleId="824">
     <w:name w:val="Bordered &amp; Lined - Accent 5"/>
-    <w:basedOn w:val="661"/>
+    <w:basedOn w:val="892"/>
     <w:uiPriority w:val="99"/>
     <w:pPr>
       <w:pBdr/>
@@ -30165,9 +30307,9 @@
       </w:tcPr>
     </w:tblStylePr>
   </w:style>
-  <w:style w:type="table" w:styleId="129">
+  <w:style w:type="table" w:styleId="825">
     <w:name w:val="Bordered &amp; Lined - Accent 6"/>
-    <w:basedOn w:val="661"/>
+    <w:basedOn w:val="892"/>
     <w:uiPriority w:val="99"/>
     <w:pPr>
       <w:pBdr/>
@@ -30409,9 +30551,9 @@
       </w:tcPr>
     </w:tblStylePr>
   </w:style>
-  <w:style w:type="table" w:styleId="130">
+  <w:style w:type="table" w:styleId="826">
     <w:name w:val="Bordered"/>
-    <w:basedOn w:val="661"/>
+    <w:basedOn w:val="892"/>
     <w:uiPriority w:val="99"/>
     <w:pPr>
       <w:pBdr/>
@@ -30640,9 +30782,9 @@
       </w:tcPr>
     </w:tblStylePr>
   </w:style>
-  <w:style w:type="table" w:styleId="131">
+  <w:style w:type="table" w:styleId="827">
     <w:name w:val="Bordered - Accent 1"/>
-    <w:basedOn w:val="661"/>
+    <w:basedOn w:val="892"/>
     <w:uiPriority w:val="99"/>
     <w:pPr>
       <w:pBdr/>
@@ -30871,9 +31013,9 @@
       </w:tcPr>
     </w:tblStylePr>
   </w:style>
-  <w:style w:type="table" w:styleId="132">
+  <w:style w:type="table" w:styleId="828">
     <w:name w:val="Bordered - Accent 2"/>
-    <w:basedOn w:val="661"/>
+    <w:basedOn w:val="892"/>
     <w:uiPriority w:val="99"/>
     <w:pPr>
       <w:pBdr/>
@@ -31102,9 +31244,9 @@
       </w:tcPr>
     </w:tblStylePr>
   </w:style>
-  <w:style w:type="table" w:styleId="133">
+  <w:style w:type="table" w:styleId="829">
     <w:name w:val="Bordered - Accent 3"/>
-    <w:basedOn w:val="661"/>
+    <w:basedOn w:val="892"/>
     <w:uiPriority w:val="99"/>
     <w:pPr>
       <w:pBdr/>
@@ -31333,9 +31475,9 @@
       </w:tcPr>
     </w:tblStylePr>
   </w:style>
-  <w:style w:type="table" w:styleId="134">
+  <w:style w:type="table" w:styleId="830">
     <w:name w:val="Bordered - Accent 4"/>
-    <w:basedOn w:val="661"/>
+    <w:basedOn w:val="892"/>
     <w:uiPriority w:val="99"/>
     <w:pPr>
       <w:pBdr/>
@@ -31564,9 +31706,9 @@
       </w:tcPr>
     </w:tblStylePr>
   </w:style>
-  <w:style w:type="table" w:styleId="135">
+  <w:style w:type="table" w:styleId="831">
     <w:name w:val="Bordered - Accent 5"/>
-    <w:basedOn w:val="661"/>
+    <w:basedOn w:val="892"/>
     <w:uiPriority w:val="99"/>
     <w:pPr>
       <w:pBdr/>
@@ -31795,9 +31937,9 @@
       </w:tcPr>
     </w:tblStylePr>
   </w:style>
-  <w:style w:type="table" w:styleId="136">
+  <w:style w:type="table" w:styleId="832">
     <w:name w:val="Bordered - Accent 6"/>
-    <w:basedOn w:val="661"/>
+    <w:basedOn w:val="892"/>
     <w:uiPriority w:val="99"/>
     <w:pPr>
       <w:pBdr/>
@@ -32026,11 +32168,11 @@
       </w:tcPr>
     </w:tblStylePr>
   </w:style>
-  <w:style w:type="paragraph" w:styleId="138">
+  <w:style w:type="paragraph" w:styleId="833">
     <w:name w:val="Heading 1"/>
-    <w:basedOn w:val="660"/>
-    <w:next w:val="660"/>
-    <w:link w:val="149"/>
+    <w:basedOn w:val="891"/>
+    <w:next w:val="891"/>
+    <w:link w:val="843"/>
     <w:uiPriority w:val="9"/>
     <w:qFormat/>
     <w:pPr>
@@ -32048,11 +32190,11 @@
       <w:szCs w:val="40"/>
     </w:rPr>
   </w:style>
-  <w:style w:type="paragraph" w:styleId="139">
+  <w:style w:type="paragraph" w:styleId="834">
     <w:name w:val="Heading 2"/>
-    <w:basedOn w:val="660"/>
-    <w:next w:val="660"/>
-    <w:link w:val="150"/>
+    <w:basedOn w:val="891"/>
+    <w:next w:val="891"/>
+    <w:link w:val="844"/>
     <w:uiPriority w:val="9"/>
     <w:unhideWhenUsed/>
     <w:qFormat/>
@@ -32071,11 +32213,11 @@
       <w:szCs w:val="32"/>
     </w:rPr>
   </w:style>
-  <w:style w:type="paragraph" w:styleId="140">
+  <w:style w:type="paragraph" w:styleId="835">
     <w:name w:val="Heading 3"/>
-    <w:basedOn w:val="660"/>
-    <w:next w:val="660"/>
-    <w:link w:val="151"/>
+    <w:basedOn w:val="891"/>
+    <w:next w:val="891"/>
+    <w:link w:val="845"/>
     <w:uiPriority w:val="9"/>
     <w:unhideWhenUsed/>
     <w:qFormat/>
@@ -32094,11 +32236,11 @@
       <w:szCs w:val="28"/>
     </w:rPr>
   </w:style>
-  <w:style w:type="paragraph" w:styleId="141">
+  <w:style w:type="paragraph" w:styleId="836">
     <w:name w:val="Heading 4"/>
-    <w:basedOn w:val="660"/>
-    <w:next w:val="660"/>
-    <w:link w:val="152"/>
+    <w:basedOn w:val="891"/>
+    <w:next w:val="891"/>
+    <w:link w:val="846"/>
     <w:uiPriority w:val="9"/>
     <w:unhideWhenUsed/>
     <w:qFormat/>
@@ -32117,11 +32259,11 @@
       <w:color w:val="0f4761" w:themeColor="accent1" w:themeShade="BF"/>
     </w:rPr>
   </w:style>
-  <w:style w:type="paragraph" w:styleId="142">
+  <w:style w:type="paragraph" w:styleId="837">
     <w:name w:val="Heading 5"/>
-    <w:basedOn w:val="660"/>
-    <w:next w:val="660"/>
-    <w:link w:val="153"/>
+    <w:basedOn w:val="891"/>
+    <w:next w:val="891"/>
+    <w:link w:val="847"/>
     <w:uiPriority w:val="9"/>
     <w:unhideWhenUsed/>
     <w:qFormat/>
@@ -32138,11 +32280,11 @@
       <w:color w:val="0f4761" w:themeColor="accent1" w:themeShade="BF"/>
     </w:rPr>
   </w:style>
-  <w:style w:type="paragraph" w:styleId="143">
+  <w:style w:type="paragraph" w:styleId="838">
     <w:name w:val="Heading 6"/>
-    <w:basedOn w:val="660"/>
-    <w:next w:val="660"/>
-    <w:link w:val="154"/>
+    <w:basedOn w:val="891"/>
+    <w:next w:val="891"/>
+    <w:link w:val="848"/>
     <w:uiPriority w:val="9"/>
     <w:unhideWhenUsed/>
     <w:qFormat/>
@@ -32161,11 +32303,11 @@
       <w:color w:val="595959" w:themeColor="text1" w:themeTint="A6"/>
     </w:rPr>
   </w:style>
-  <w:style w:type="paragraph" w:styleId="144">
+  <w:style w:type="paragraph" w:styleId="839">
     <w:name w:val="Heading 7"/>
-    <w:basedOn w:val="660"/>
-    <w:next w:val="660"/>
-    <w:link w:val="155"/>
+    <w:basedOn w:val="891"/>
+    <w:next w:val="891"/>
+    <w:link w:val="849"/>
     <w:uiPriority w:val="9"/>
     <w:unhideWhenUsed/>
     <w:qFormat/>
@@ -32182,11 +32324,11 @@
       <w:color w:val="595959" w:themeColor="text1" w:themeTint="A6"/>
     </w:rPr>
   </w:style>
-  <w:style w:type="paragraph" w:styleId="145">
+  <w:style w:type="paragraph" w:styleId="840">
     <w:name w:val="Heading 8"/>
-    <w:basedOn w:val="660"/>
-    <w:next w:val="660"/>
-    <w:link w:val="156"/>
+    <w:basedOn w:val="891"/>
+    <w:next w:val="891"/>
+    <w:link w:val="850"/>
     <w:uiPriority w:val="9"/>
     <w:unhideWhenUsed/>
     <w:qFormat/>
@@ -32205,11 +32347,11 @@
       <w:color w:val="272727" w:themeColor="text1" w:themeTint="D8"/>
     </w:rPr>
   </w:style>
-  <w:style w:type="paragraph" w:styleId="146">
+  <w:style w:type="paragraph" w:styleId="841">
     <w:name w:val="Heading 9"/>
-    <w:basedOn w:val="660"/>
-    <w:next w:val="660"/>
-    <w:link w:val="157"/>
+    <w:basedOn w:val="891"/>
+    <w:next w:val="891"/>
+    <w:link w:val="851"/>
     <w:uiPriority w:val="9"/>
     <w:unhideWhenUsed/>
     <w:qFormat/>
@@ -32228,7 +32370,7 @@
       <w:color w:val="272727" w:themeColor="text1" w:themeTint="D8"/>
     </w:rPr>
   </w:style>
-  <w:style w:type="character" w:styleId="147" w:default="1">
+  <w:style w:type="character" w:styleId="842" w:default="1">
     <w:name w:val="Default Paragraph Font"/>
     <w:uiPriority w:val="1"/>
     <w:semiHidden/>
@@ -32239,10 +32381,10 @@
       <w:ind/>
     </w:pPr>
   </w:style>
-  <w:style w:type="character" w:styleId="149">
+  <w:style w:type="character" w:styleId="843">
     <w:name w:val="Heading 1 Char"/>
-    <w:basedOn w:val="147"/>
-    <w:link w:val="138"/>
+    <w:basedOn w:val="842"/>
+    <w:link w:val="833"/>
     <w:uiPriority w:val="9"/>
     <w:pPr>
       <w:pBdr/>
@@ -32256,10 +32398,10 @@
       <w:szCs w:val="40"/>
     </w:rPr>
   </w:style>
-  <w:style w:type="character" w:styleId="150">
+  <w:style w:type="character" w:styleId="844">
     <w:name w:val="Heading 2 Char"/>
-    <w:basedOn w:val="147"/>
-    <w:link w:val="139"/>
+    <w:basedOn w:val="842"/>
+    <w:link w:val="834"/>
     <w:uiPriority w:val="9"/>
     <w:pPr>
       <w:pBdr/>
@@ -32273,10 +32415,10 @@
       <w:szCs w:val="32"/>
     </w:rPr>
   </w:style>
-  <w:style w:type="character" w:styleId="151">
+  <w:style w:type="character" w:styleId="845">
     <w:name w:val="Heading 3 Char"/>
-    <w:basedOn w:val="147"/>
-    <w:link w:val="140"/>
+    <w:basedOn w:val="842"/>
+    <w:link w:val="835"/>
     <w:uiPriority w:val="9"/>
     <w:pPr>
       <w:pBdr/>
@@ -32290,10 +32432,10 @@
       <w:szCs w:val="28"/>
     </w:rPr>
   </w:style>
-  <w:style w:type="character" w:styleId="152">
+  <w:style w:type="character" w:styleId="846">
     <w:name w:val="Heading 4 Char"/>
-    <w:basedOn w:val="147"/>
-    <w:link w:val="141"/>
+    <w:basedOn w:val="842"/>
+    <w:link w:val="836"/>
     <w:uiPriority w:val="9"/>
     <w:pPr>
       <w:pBdr/>
@@ -32307,10 +32449,10 @@
       <w:color w:val="0f4761" w:themeColor="accent1" w:themeShade="BF"/>
     </w:rPr>
   </w:style>
-  <w:style w:type="character" w:styleId="153">
+  <w:style w:type="character" w:styleId="847">
     <w:name w:val="Heading 5 Char"/>
-    <w:basedOn w:val="147"/>
-    <w:link w:val="142"/>
+    <w:basedOn w:val="842"/>
+    <w:link w:val="837"/>
     <w:uiPriority w:val="9"/>
     <w:pPr>
       <w:pBdr/>
@@ -32322,10 +32464,10 @@
       <w:color w:val="0f4761" w:themeColor="accent1" w:themeShade="BF"/>
     </w:rPr>
   </w:style>
-  <w:style w:type="character" w:styleId="154">
+  <w:style w:type="character" w:styleId="848">
     <w:name w:val="Heading 6 Char"/>
-    <w:basedOn w:val="147"/>
-    <w:link w:val="143"/>
+    <w:basedOn w:val="842"/>
+    <w:link w:val="838"/>
     <w:uiPriority w:val="9"/>
     <w:pPr>
       <w:pBdr/>
@@ -32339,10 +32481,10 @@
       <w:color w:val="595959" w:themeColor="text1" w:themeTint="A6"/>
     </w:rPr>
   </w:style>
-  <w:style w:type="character" w:styleId="155">
+  <w:style w:type="character" w:styleId="849">
     <w:name w:val="Heading 7 Char"/>
-    <w:basedOn w:val="147"/>
-    <w:link w:val="144"/>
+    <w:basedOn w:val="842"/>
+    <w:link w:val="839"/>
     <w:uiPriority w:val="9"/>
     <w:pPr>
       <w:pBdr/>
@@ -32354,10 +32496,10 @@
       <w:color w:val="595959" w:themeColor="text1" w:themeTint="A6"/>
     </w:rPr>
   </w:style>
-  <w:style w:type="character" w:styleId="156">
+  <w:style w:type="character" w:styleId="850">
     <w:name w:val="Heading 8 Char"/>
-    <w:basedOn w:val="147"/>
-    <w:link w:val="145"/>
+    <w:basedOn w:val="842"/>
+    <w:link w:val="840"/>
     <w:uiPriority w:val="9"/>
     <w:pPr>
       <w:pBdr/>
@@ -32371,10 +32513,10 @@
       <w:color w:val="272727" w:themeColor="text1" w:themeTint="D8"/>
     </w:rPr>
   </w:style>
-  <w:style w:type="character" w:styleId="157">
+  <w:style w:type="character" w:styleId="851">
     <w:name w:val="Heading 9 Char"/>
-    <w:basedOn w:val="147"/>
-    <w:link w:val="146"/>
+    <w:basedOn w:val="842"/>
+    <w:link w:val="841"/>
     <w:uiPriority w:val="9"/>
     <w:pPr>
       <w:pBdr/>
@@ -32388,11 +32530,11 @@
       <w:color w:val="272727" w:themeColor="text1" w:themeTint="D8"/>
     </w:rPr>
   </w:style>
-  <w:style w:type="paragraph" w:styleId="158">
+  <w:style w:type="paragraph" w:styleId="852">
     <w:name w:val="Title"/>
-    <w:basedOn w:val="660"/>
-    <w:next w:val="660"/>
-    <w:link w:val="159"/>
+    <w:basedOn w:val="891"/>
+    <w:next w:val="891"/>
+    <w:link w:val="853"/>
     <w:uiPriority w:val="10"/>
     <w:qFormat/>
     <w:pPr>
@@ -32408,10 +32550,10 @@
       <w:szCs w:val="56"/>
     </w:rPr>
   </w:style>
-  <w:style w:type="character" w:styleId="159">
+  <w:style w:type="character" w:styleId="853">
     <w:name w:val="Title Char"/>
-    <w:basedOn w:val="147"/>
-    <w:link w:val="158"/>
+    <w:basedOn w:val="842"/>
+    <w:link w:val="852"/>
     <w:uiPriority w:val="10"/>
     <w:pPr>
       <w:pBdr/>
@@ -32425,11 +32567,11 @@
       <w:szCs w:val="56"/>
     </w:rPr>
   </w:style>
-  <w:style w:type="paragraph" w:styleId="160">
+  <w:style w:type="paragraph" w:styleId="854">
     <w:name w:val="Subtitle"/>
-    <w:basedOn w:val="660"/>
-    <w:next w:val="660"/>
-    <w:link w:val="161"/>
+    <w:basedOn w:val="891"/>
+    <w:next w:val="891"/>
+    <w:link w:val="855"/>
     <w:uiPriority w:val="11"/>
     <w:qFormat/>
     <w:pPr>
@@ -32447,10 +32589,10 @@
       <w:szCs w:val="28"/>
     </w:rPr>
   </w:style>
-  <w:style w:type="character" w:styleId="161">
+  <w:style w:type="character" w:styleId="855">
     <w:name w:val="Subtitle Char"/>
-    <w:basedOn w:val="147"/>
-    <w:link w:val="160"/>
+    <w:basedOn w:val="842"/>
+    <w:link w:val="854"/>
     <w:uiPriority w:val="11"/>
     <w:pPr>
       <w:pBdr/>
@@ -32464,11 +32606,11 @@
       <w:szCs w:val="28"/>
     </w:rPr>
   </w:style>
-  <w:style w:type="paragraph" w:styleId="162">
+  <w:style w:type="paragraph" w:styleId="856">
     <w:name w:val="Quote"/>
-    <w:basedOn w:val="660"/>
-    <w:next w:val="660"/>
-    <w:link w:val="163"/>
+    <w:basedOn w:val="891"/>
+    <w:next w:val="891"/>
+    <w:link w:val="857"/>
     <w:uiPriority w:val="29"/>
     <w:qFormat/>
     <w:pPr>
@@ -32483,10 +32625,10 @@
       <w:color w:val="404040" w:themeColor="text1" w:themeTint="BF"/>
     </w:rPr>
   </w:style>
-  <w:style w:type="character" w:styleId="163">
+  <w:style w:type="character" w:styleId="857">
     <w:name w:val="Quote Char"/>
-    <w:basedOn w:val="147"/>
-    <w:link w:val="162"/>
+    <w:basedOn w:val="842"/>
+    <w:link w:val="856"/>
     <w:uiPriority w:val="29"/>
     <w:pPr>
       <w:pBdr/>
@@ -32499,9 +32641,9 @@
       <w:color w:val="404040" w:themeColor="text1" w:themeTint="BF"/>
     </w:rPr>
   </w:style>
-  <w:style w:type="character" w:styleId="165">
+  <w:style w:type="character" w:styleId="858">
     <w:name w:val="Intense Emphasis"/>
-    <w:basedOn w:val="147"/>
+    <w:basedOn w:val="842"/>
     <w:uiPriority w:val="21"/>
     <w:qFormat/>
     <w:pPr>
@@ -32515,11 +32657,11 @@
       <w:color w:val="0f4761" w:themeColor="accent1" w:themeShade="BF"/>
     </w:rPr>
   </w:style>
-  <w:style w:type="paragraph" w:styleId="166">
+  <w:style w:type="paragraph" w:styleId="859">
     <w:name w:val="Intense Quote"/>
-    <w:basedOn w:val="660"/>
-    <w:next w:val="660"/>
-    <w:link w:val="167"/>
+    <w:basedOn w:val="891"/>
+    <w:next w:val="891"/>
+    <w:link w:val="860"/>
     <w:uiPriority w:val="30"/>
     <w:qFormat/>
     <w:pPr>
@@ -32537,10 +32679,10 @@
       <w:color w:val="0f4761" w:themeColor="accent1" w:themeShade="BF"/>
     </w:rPr>
   </w:style>
-  <w:style w:type="character" w:styleId="167">
+  <w:style w:type="character" w:styleId="860">
     <w:name w:val="Intense Quote Char"/>
-    <w:basedOn w:val="147"/>
-    <w:link w:val="166"/>
+    <w:basedOn w:val="842"/>
+    <w:link w:val="859"/>
     <w:uiPriority w:val="30"/>
     <w:pPr>
       <w:pBdr/>
@@ -32553,9 +32695,9 @@
       <w:color w:val="0f4761" w:themeColor="accent1" w:themeShade="BF"/>
     </w:rPr>
   </w:style>
-  <w:style w:type="character" w:styleId="168">
+  <w:style w:type="character" w:styleId="861">
     <w:name w:val="Intense Reference"/>
-    <w:basedOn w:val="147"/>
+    <w:basedOn w:val="842"/>
     <w:uiPriority w:val="32"/>
     <w:qFormat/>
     <w:pPr>
@@ -32571,9 +32713,9 @@
       <w:spacing w:val="5"/>
     </w:rPr>
   </w:style>
-  <w:style w:type="character" w:styleId="170">
+  <w:style w:type="character" w:styleId="862">
     <w:name w:val="Subtle Emphasis"/>
-    <w:basedOn w:val="147"/>
+    <w:basedOn w:val="842"/>
     <w:uiPriority w:val="19"/>
     <w:qFormat/>
     <w:pPr>
@@ -32587,9 +32729,9 @@
       <w:color w:val="404040" w:themeColor="text1" w:themeTint="BF"/>
     </w:rPr>
   </w:style>
-  <w:style w:type="character" w:styleId="171">
+  <w:style w:type="character" w:styleId="863">
     <w:name w:val="Emphasis"/>
-    <w:basedOn w:val="147"/>
+    <w:basedOn w:val="842"/>
     <w:uiPriority w:val="20"/>
     <w:qFormat/>
     <w:pPr>
@@ -32602,9 +32744,9 @@
       <w:iCs/>
     </w:rPr>
   </w:style>
-  <w:style w:type="character" w:styleId="172">
+  <w:style w:type="character" w:styleId="864">
     <w:name w:val="Strong"/>
-    <w:basedOn w:val="147"/>
+    <w:basedOn w:val="842"/>
     <w:uiPriority w:val="22"/>
     <w:qFormat/>
     <w:pPr>
@@ -32617,9 +32759,9 @@
       <w:bCs/>
     </w:rPr>
   </w:style>
-  <w:style w:type="character" w:styleId="173">
+  <w:style w:type="character" w:styleId="865">
     <w:name w:val="Subtle Reference"/>
-    <w:basedOn w:val="147"/>
+    <w:basedOn w:val="842"/>
     <w:uiPriority w:val="31"/>
     <w:qFormat/>
     <w:pPr>
@@ -32632,9 +32774,9 @@
       <w:color w:val="5a5a5a" w:themeColor="text1" w:themeTint="A5"/>
     </w:rPr>
   </w:style>
-  <w:style w:type="character" w:styleId="174">
+  <w:style w:type="character" w:styleId="866">
     <w:name w:val="Book Title"/>
-    <w:basedOn w:val="147"/>
+    <w:basedOn w:val="842"/>
     <w:uiPriority w:val="33"/>
     <w:qFormat/>
     <w:pPr>
@@ -32650,10 +32792,10 @@
       <w:spacing w:val="5"/>
     </w:rPr>
   </w:style>
-  <w:style w:type="paragraph" w:styleId="175">
+  <w:style w:type="paragraph" w:styleId="867">
     <w:name w:val="Header"/>
-    <w:basedOn w:val="660"/>
-    <w:link w:val="176"/>
+    <w:basedOn w:val="891"/>
+    <w:link w:val="868"/>
     <w:uiPriority w:val="99"/>
     <w:unhideWhenUsed/>
     <w:pPr>
@@ -32666,10 +32808,10 @@
       <w:ind/>
     </w:pPr>
   </w:style>
-  <w:style w:type="character" w:styleId="176">
+  <w:style w:type="character" w:styleId="868">
     <w:name w:val="Header Char"/>
-    <w:basedOn w:val="147"/>
-    <w:link w:val="175"/>
+    <w:basedOn w:val="842"/>
+    <w:link w:val="867"/>
     <w:uiPriority w:val="99"/>
     <w:pPr>
       <w:pBdr/>
@@ -32677,10 +32819,10 @@
       <w:ind/>
     </w:pPr>
   </w:style>
-  <w:style w:type="paragraph" w:styleId="177">
+  <w:style w:type="paragraph" w:styleId="869">
     <w:name w:val="Footer"/>
-    <w:basedOn w:val="660"/>
-    <w:link w:val="178"/>
+    <w:basedOn w:val="891"/>
+    <w:link w:val="870"/>
     <w:uiPriority w:val="99"/>
     <w:unhideWhenUsed/>
     <w:pPr>
@@ -32693,10 +32835,10 @@
       <w:ind/>
     </w:pPr>
   </w:style>
-  <w:style w:type="character" w:styleId="178">
+  <w:style w:type="character" w:styleId="870">
     <w:name w:val="Footer Char"/>
-    <w:basedOn w:val="147"/>
-    <w:link w:val="177"/>
+    <w:basedOn w:val="842"/>
+    <w:link w:val="869"/>
     <w:uiPriority w:val="99"/>
     <w:pPr>
       <w:pBdr/>
@@ -32704,10 +32846,10 @@
       <w:ind/>
     </w:pPr>
   </w:style>
-  <w:style w:type="paragraph" w:styleId="179">
+  <w:style w:type="paragraph" w:styleId="871">
     <w:name w:val="Caption"/>
-    <w:basedOn w:val="660"/>
-    <w:next w:val="660"/>
+    <w:basedOn w:val="891"/>
+    <w:next w:val="891"/>
     <w:uiPriority w:val="35"/>
     <w:unhideWhenUsed/>
     <w:qFormat/>
@@ -32724,10 +32866,10 @@
       <w:szCs w:val="18"/>
     </w:rPr>
   </w:style>
-  <w:style w:type="paragraph" w:styleId="180">
+  <w:style w:type="paragraph" w:styleId="872">
     <w:name w:val="footnote text"/>
-    <w:basedOn w:val="660"/>
-    <w:link w:val="181"/>
+    <w:basedOn w:val="891"/>
+    <w:link w:val="873"/>
     <w:uiPriority w:val="99"/>
     <w:semiHidden/>
     <w:unhideWhenUsed/>
@@ -32741,10 +32883,10 @@
       <w:szCs w:val="20"/>
     </w:rPr>
   </w:style>
-  <w:style w:type="character" w:styleId="181">
+  <w:style w:type="character" w:styleId="873">
     <w:name w:val="Footnote Text Char"/>
-    <w:basedOn w:val="147"/>
-    <w:link w:val="180"/>
+    <w:basedOn w:val="842"/>
+    <w:link w:val="872"/>
     <w:uiPriority w:val="99"/>
     <w:semiHidden/>
     <w:pPr>
@@ -32757,9 +32899,9 @@
       <w:szCs w:val="20"/>
     </w:rPr>
   </w:style>
-  <w:style w:type="character" w:styleId="182">
+  <w:style w:type="character" w:styleId="874">
     <w:name w:val="footnote reference"/>
-    <w:basedOn w:val="147"/>
+    <w:basedOn w:val="842"/>
     <w:uiPriority w:val="99"/>
     <w:semiHidden/>
     <w:unhideWhenUsed/>
@@ -32772,10 +32914,10 @@
       <w:vertAlign w:val="superscript"/>
     </w:rPr>
   </w:style>
-  <w:style w:type="paragraph" w:styleId="183">
+  <w:style w:type="paragraph" w:styleId="875">
     <w:name w:val="endnote text"/>
-    <w:basedOn w:val="660"/>
-    <w:link w:val="184"/>
+    <w:basedOn w:val="891"/>
+    <w:link w:val="876"/>
     <w:uiPriority w:val="99"/>
     <w:semiHidden/>
     <w:unhideWhenUsed/>
@@ -32789,10 +32931,10 @@
       <w:szCs w:val="20"/>
     </w:rPr>
   </w:style>
-  <w:style w:type="character" w:styleId="184">
+  <w:style w:type="character" w:styleId="876">
     <w:name w:val="Endnote Text Char"/>
-    <w:basedOn w:val="147"/>
-    <w:link w:val="183"/>
+    <w:basedOn w:val="842"/>
+    <w:link w:val="875"/>
     <w:uiPriority w:val="99"/>
     <w:semiHidden/>
     <w:pPr>
@@ -32805,9 +32947,9 @@
       <w:szCs w:val="20"/>
     </w:rPr>
   </w:style>
-  <w:style w:type="character" w:styleId="185">
+  <w:style w:type="character" w:styleId="877">
     <w:name w:val="endnote reference"/>
-    <w:basedOn w:val="147"/>
+    <w:basedOn w:val="842"/>
     <w:uiPriority w:val="99"/>
     <w:semiHidden/>
     <w:unhideWhenUsed/>
@@ -32820,9 +32962,9 @@
       <w:vertAlign w:val="superscript"/>
     </w:rPr>
   </w:style>
-  <w:style w:type="character" w:styleId="186">
+  <w:style w:type="character" w:styleId="878">
     <w:name w:val="Hyperlink"/>
-    <w:basedOn w:val="147"/>
+    <w:basedOn w:val="842"/>
     <w:uiPriority w:val="99"/>
     <w:unhideWhenUsed/>
     <w:pPr>
@@ -32835,9 +32977,9 @@
       <w:u w:val="single"/>
     </w:rPr>
   </w:style>
-  <w:style w:type="character" w:styleId="187">
+  <w:style w:type="character" w:styleId="879">
     <w:name w:val="FollowedHyperlink"/>
-    <w:basedOn w:val="147"/>
+    <w:basedOn w:val="842"/>
     <w:uiPriority w:val="99"/>
     <w:semiHidden/>
     <w:unhideWhenUsed/>
@@ -32851,10 +32993,10 @@
       <w:u w:val="single"/>
     </w:rPr>
   </w:style>
-  <w:style w:type="paragraph" w:styleId="188">
+  <w:style w:type="paragraph" w:styleId="880">
     <w:name w:val="toc 1"/>
-    <w:basedOn w:val="660"/>
-    <w:next w:val="660"/>
+    <w:basedOn w:val="891"/>
+    <w:next w:val="891"/>
     <w:uiPriority w:val="39"/>
     <w:unhideWhenUsed/>
     <w:pPr>
@@ -32863,10 +33005,10 @@
       <w:ind/>
     </w:pPr>
   </w:style>
-  <w:style w:type="paragraph" w:styleId="189">
+  <w:style w:type="paragraph" w:styleId="881">
     <w:name w:val="toc 2"/>
-    <w:basedOn w:val="660"/>
-    <w:next w:val="660"/>
+    <w:basedOn w:val="891"/>
+    <w:next w:val="891"/>
     <w:uiPriority w:val="39"/>
     <w:unhideWhenUsed/>
     <w:pPr>
@@ -32875,10 +33017,10 @@
       <w:ind w:left="220"/>
     </w:pPr>
   </w:style>
-  <w:style w:type="paragraph" w:styleId="190">
+  <w:style w:type="paragraph" w:styleId="882">
     <w:name w:val="toc 3"/>
-    <w:basedOn w:val="660"/>
-    <w:next w:val="660"/>
+    <w:basedOn w:val="891"/>
+    <w:next w:val="891"/>
     <w:uiPriority w:val="39"/>
     <w:unhideWhenUsed/>
     <w:pPr>
@@ -32887,10 +33029,10 @@
       <w:ind w:left="440"/>
     </w:pPr>
   </w:style>
-  <w:style w:type="paragraph" w:styleId="191">
+  <w:style w:type="paragraph" w:styleId="883">
     <w:name w:val="toc 4"/>
-    <w:basedOn w:val="660"/>
-    <w:next w:val="660"/>
+    <w:basedOn w:val="891"/>
+    <w:next w:val="891"/>
     <w:uiPriority w:val="39"/>
     <w:unhideWhenUsed/>
     <w:pPr>
@@ -32899,10 +33041,10 @@
       <w:ind w:left="660"/>
     </w:pPr>
   </w:style>
-  <w:style w:type="paragraph" w:styleId="192">
+  <w:style w:type="paragraph" w:styleId="884">
     <w:name w:val="toc 5"/>
-    <w:basedOn w:val="660"/>
-    <w:next w:val="660"/>
+    <w:basedOn w:val="891"/>
+    <w:next w:val="891"/>
     <w:uiPriority w:val="39"/>
     <w:unhideWhenUsed/>
     <w:pPr>
@@ -32911,10 +33053,10 @@
       <w:ind w:left="880"/>
     </w:pPr>
   </w:style>
-  <w:style w:type="paragraph" w:styleId="193">
+  <w:style w:type="paragraph" w:styleId="885">
     <w:name w:val="toc 6"/>
-    <w:basedOn w:val="660"/>
-    <w:next w:val="660"/>
+    <w:basedOn w:val="891"/>
+    <w:next w:val="891"/>
     <w:uiPriority w:val="39"/>
     <w:unhideWhenUsed/>
     <w:pPr>
@@ -32923,10 +33065,10 @@
       <w:ind w:left="1100"/>
     </w:pPr>
   </w:style>
-  <w:style w:type="paragraph" w:styleId="194">
+  <w:style w:type="paragraph" w:styleId="886">
     <w:name w:val="toc 7"/>
-    <w:basedOn w:val="660"/>
-    <w:next w:val="660"/>
+    <w:basedOn w:val="891"/>
+    <w:next w:val="891"/>
     <w:uiPriority w:val="39"/>
     <w:unhideWhenUsed/>
     <w:pPr>
@@ -32935,10 +33077,10 @@
       <w:ind w:left="1320"/>
     </w:pPr>
   </w:style>
-  <w:style w:type="paragraph" w:styleId="195">
+  <w:style w:type="paragraph" w:styleId="887">
     <w:name w:val="toc 8"/>
-    <w:basedOn w:val="660"/>
-    <w:next w:val="660"/>
+    <w:basedOn w:val="891"/>
+    <w:next w:val="891"/>
     <w:uiPriority w:val="39"/>
     <w:unhideWhenUsed/>
     <w:pPr>
@@ -32947,10 +33089,10 @@
       <w:ind w:left="1540"/>
     </w:pPr>
   </w:style>
-  <w:style w:type="paragraph" w:styleId="196">
+  <w:style w:type="paragraph" w:styleId="888">
     <w:name w:val="toc 9"/>
-    <w:basedOn w:val="660"/>
-    <w:next w:val="660"/>
+    <w:basedOn w:val="891"/>
+    <w:next w:val="891"/>
     <w:uiPriority w:val="39"/>
     <w:unhideWhenUsed/>
     <w:pPr>
@@ -32959,7 +33101,7 @@
       <w:ind w:left="1760"/>
     </w:pPr>
   </w:style>
-  <w:style w:type="paragraph" w:styleId="206">
+  <w:style w:type="paragraph" w:styleId="889">
     <w:name w:val="TOC Heading"/>
     <w:uiPriority w:val="39"/>
     <w:unhideWhenUsed/>
@@ -32969,10 +33111,10 @@
       <w:ind/>
     </w:pPr>
   </w:style>
-  <w:style w:type="paragraph" w:styleId="207">
+  <w:style w:type="paragraph" w:styleId="890">
     <w:name w:val="table of figures"/>
-    <w:basedOn w:val="660"/>
-    <w:next w:val="660"/>
+    <w:basedOn w:val="891"/>
+    <w:next w:val="891"/>
     <w:uiPriority w:val="99"/>
     <w:unhideWhenUsed/>
     <w:pPr>
@@ -32981,7 +33123,7 @@
       <w:ind/>
     </w:pPr>
   </w:style>
-  <w:style w:type="paragraph" w:styleId="660" w:default="1">
+  <w:style w:type="paragraph" w:styleId="891" w:default="1">
     <w:name w:val="Normal"/>
     <w:qFormat/>
     <w:pPr>
@@ -32990,7 +33132,7 @@
       <w:ind/>
     </w:pPr>
   </w:style>
-  <w:style w:type="table" w:styleId="661" w:default="1">
+  <w:style w:type="table" w:styleId="892" w:default="1">
     <w:name w:val="Normal Table"/>
     <w:uiPriority w:val="99"/>
     <w:semiHidden/>
@@ -33183,7 +33325,7 @@
       </w:tcPr>
     </w:tblStylePr>
   </w:style>
-  <w:style w:type="numbering" w:styleId="662" w:default="1">
+  <w:style w:type="numbering" w:styleId="893" w:default="1">
     <w:name w:val="No List"/>
     <w:uiPriority w:val="99"/>
     <w:semiHidden/>
@@ -33194,9 +33336,9 @@
       <w:ind/>
     </w:pPr>
   </w:style>
-  <w:style w:type="paragraph" w:styleId="663">
+  <w:style w:type="paragraph" w:styleId="894">
     <w:name w:val="No Spacing"/>
-    <w:basedOn w:val="660"/>
+    <w:basedOn w:val="891"/>
     <w:uiPriority w:val="1"/>
     <w:qFormat/>
     <w:pPr>
@@ -33205,9 +33347,9 @@
       <w:ind/>
     </w:pPr>
   </w:style>
-  <w:style w:type="paragraph" w:styleId="664">
+  <w:style w:type="paragraph" w:styleId="895">
     <w:name w:val="List Paragraph"/>
-    <w:basedOn w:val="660"/>
+    <w:basedOn w:val="891"/>
     <w:uiPriority w:val="34"/>
     <w:qFormat/>
     <w:pPr>
